--- a/cdc nathan jo.docx
+++ b/cdc nathan jo.docx
@@ -13,8 +13,564 @@
       </w:pPr>
       <w:r>
         <w:rPr>
+          <w:noProof/>
           <w:u w:val="single"/>
         </w:rPr>
+        <mc:AlternateContent>
+          <mc:Choice Requires="wps">
+            <w:drawing>
+              <wp:anchor distT="0" distB="0" distL="114300" distR="114300" simplePos="0" relativeHeight="251699200" behindDoc="0" locked="0" layoutInCell="1" allowOverlap="1" wp14:anchorId="61040BBE" wp14:editId="28A2EE05">
+                <wp:simplePos x="0" y="0"/>
+                <wp:positionH relativeFrom="column">
+                  <wp:posOffset>4732020</wp:posOffset>
+                </wp:positionH>
+                <wp:positionV relativeFrom="paragraph">
+                  <wp:posOffset>-367665</wp:posOffset>
+                </wp:positionV>
+                <wp:extent cx="2087880" cy="1066800"/>
+                <wp:effectExtent l="0" t="0" r="26670" b="19050"/>
+                <wp:wrapNone/>
+                <wp:docPr id="94394072" name="Zone de texte 4"/>
+                <wp:cNvGraphicFramePr/>
+                <a:graphic xmlns:a="http://schemas.openxmlformats.org/drawingml/2006/main">
+                  <a:graphicData uri="http://schemas.microsoft.com/office/word/2010/wordprocessingShape">
+                    <wps:wsp>
+                      <wps:cNvSpPr txBox="1"/>
+                      <wps:spPr>
+                        <a:xfrm>
+                          <a:off x="0" y="0"/>
+                          <a:ext cx="2087880" cy="1066800"/>
+                        </a:xfrm>
+                        <a:prstGeom prst="rect">
+                          <a:avLst/>
+                        </a:prstGeom>
+                        <a:noFill/>
+                        <a:ln w="6350">
+                          <a:solidFill>
+                            <a:prstClr val="black"/>
+                          </a:solidFill>
+                        </a:ln>
+                      </wps:spPr>
+                      <wps:txbx>
+                        <w:txbxContent>
+                          <w:p>
+                            <w:r>
+                              <w:rPr>
+                                <w:noProof/>
+                              </w:rPr>
+                              <w:drawing>
+                                <wp:inline distT="0" distB="0" distL="0" distR="0" wp14:anchorId="1B49ED3B" wp14:editId="6B1FC07C">
+                                  <wp:extent cx="1897380" cy="969010"/>
+                                  <wp:effectExtent l="0" t="0" r="7620" b="0"/>
+                                  <wp:docPr id="556247940" name="Image 5" descr="Autocollant Logo Jeux Olympiques | MPA Pro"/>
+                                  <wp:cNvGraphicFramePr>
+                                    <a:graphicFrameLocks xmlns:a="http://schemas.openxmlformats.org/drawingml/2006/main" noChangeAspect="1"/>
+                                  </wp:cNvGraphicFramePr>
+                                  <a:graphic xmlns:a="http://schemas.openxmlformats.org/drawingml/2006/main">
+                                    <a:graphicData uri="http://schemas.openxmlformats.org/drawingml/2006/picture">
+                                      <pic:pic xmlns:pic="http://schemas.openxmlformats.org/drawingml/2006/picture">
+                                        <pic:nvPicPr>
+                                          <pic:cNvPr id="0" name="Picture 6" descr="Autocollant Logo Jeux Olympiques | MPA Pro"/>
+                                          <pic:cNvPicPr>
+                                            <a:picLocks noChangeAspect="1" noChangeArrowheads="1"/>
+                                          </pic:cNvPicPr>
+                                        </pic:nvPicPr>
+                                        <pic:blipFill>
+                                          <a:blip r:embed="rId8">
+                                            <a:extLst>
+                                              <a:ext uri="{28A0092B-C50C-407E-A947-70E740481C1C}">
+                                                <a14:useLocalDpi xmlns:a14="http://schemas.microsoft.com/office/drawing/2010/main" val="0"/>
+                                              </a:ext>
+                                            </a:extLst>
+                                          </a:blip>
+                                          <a:srcRect/>
+                                          <a:stretch>
+                                            <a:fillRect/>
+                                          </a:stretch>
+                                        </pic:blipFill>
+                                        <pic:spPr bwMode="auto">
+                                          <a:xfrm>
+                                            <a:off x="0" y="0"/>
+                                            <a:ext cx="1897380" cy="969010"/>
+                                          </a:xfrm>
+                                          <a:prstGeom prst="rect">
+                                            <a:avLst/>
+                                          </a:prstGeom>
+                                          <a:noFill/>
+                                          <a:ln>
+                                            <a:noFill/>
+                                          </a:ln>
+                                        </pic:spPr>
+                                      </pic:pic>
+                                    </a:graphicData>
+                                  </a:graphic>
+                                </wp:inline>
+                              </w:drawing>
+                            </w:r>
+                          </w:p>
+                        </w:txbxContent>
+                      </wps:txbx>
+                      <wps:bodyPr rot="0" spcFirstLastPara="0" vertOverflow="overflow" horzOverflow="overflow" vert="horz" wrap="square" lIns="91440" tIns="45720" rIns="91440" bIns="45720" numCol="1" spcCol="0" rtlCol="0" fromWordArt="0" anchor="t" anchorCtr="0" forceAA="0" compatLnSpc="1">
+                        <a:prstTxWarp prst="textNoShape">
+                          <a:avLst/>
+                        </a:prstTxWarp>
+                        <a:noAutofit/>
+                      </wps:bodyPr>
+                    </wps:wsp>
+                  </a:graphicData>
+                </a:graphic>
+              </wp:anchor>
+            </w:drawing>
+          </mc:Choice>
+          <mc:Fallback>
+            <w:pict>
+              <v:shapetype w14:anchorId="61040BBE" id="_x0000_t202" coordsize="21600,21600" o:spt="202" path="m,l,21600r21600,l21600,xe">
+                <v:stroke joinstyle="miter"/>
+                <v:path gradientshapeok="t" o:connecttype="rect"/>
+              </v:shapetype>
+              <v:shape id="Zone de texte 4" o:spid="_x0000_s1026" type="#_x0000_t202" style="position:absolute;left:0;text-align:left;margin-left:372.6pt;margin-top:-28.95pt;width:164.4pt;height:84pt;z-index:251699200;visibility:visible;mso-wrap-style:square;mso-wrap-distance-left:9pt;mso-wrap-distance-top:0;mso-wrap-distance-right:9pt;mso-wrap-distance-bottom:0;mso-position-horizontal:absolute;mso-position-horizontal-relative:text;mso-position-vertical:absolute;mso-position-vertical-relative:text;v-text-anchor:top" o:gfxdata="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" filled="f" strokeweight=".5pt">
+                <v:textbox>
+                  <w:txbxContent>
+                    <w:p>
+                      <w:r>
+                        <w:rPr>
+                          <w:noProof/>
+                        </w:rPr>
+                        <w:drawing>
+                          <wp:inline distT="0" distB="0" distL="0" distR="0" wp14:anchorId="1B49ED3B" wp14:editId="6B1FC07C">
+                            <wp:extent cx="1897380" cy="969010"/>
+                            <wp:effectExtent l="0" t="0" r="7620" b="0"/>
+                            <wp:docPr id="556247940" name="Image 5" descr="Autocollant Logo Jeux Olympiques | MPA Pro"/>
+                            <wp:cNvGraphicFramePr>
+                              <a:graphicFrameLocks xmlns:a="http://schemas.openxmlformats.org/drawingml/2006/main" noChangeAspect="1"/>
+                            </wp:cNvGraphicFramePr>
+                            <a:graphic xmlns:a="http://schemas.openxmlformats.org/drawingml/2006/main">
+                              <a:graphicData uri="http://schemas.openxmlformats.org/drawingml/2006/picture">
+                                <pic:pic xmlns:pic="http://schemas.openxmlformats.org/drawingml/2006/picture">
+                                  <pic:nvPicPr>
+                                    <pic:cNvPr id="0" name="Picture 6" descr="Autocollant Logo Jeux Olympiques | MPA Pro"/>
+                                    <pic:cNvPicPr>
+                                      <a:picLocks noChangeAspect="1" noChangeArrowheads="1"/>
+                                    </pic:cNvPicPr>
+                                  </pic:nvPicPr>
+                                  <pic:blipFill>
+                                    <a:blip r:embed="rId8">
+                                      <a:extLst>
+                                        <a:ext uri="{28A0092B-C50C-407E-A947-70E740481C1C}">
+                                          <a14:useLocalDpi xmlns:a14="http://schemas.microsoft.com/office/drawing/2010/main" val="0"/>
+                                        </a:ext>
+                                      </a:extLst>
+                                    </a:blip>
+                                    <a:srcRect/>
+                                    <a:stretch>
+                                      <a:fillRect/>
+                                    </a:stretch>
+                                  </pic:blipFill>
+                                  <pic:spPr bwMode="auto">
+                                    <a:xfrm>
+                                      <a:off x="0" y="0"/>
+                                      <a:ext cx="1897380" cy="969010"/>
+                                    </a:xfrm>
+                                    <a:prstGeom prst="rect">
+                                      <a:avLst/>
+                                    </a:prstGeom>
+                                    <a:noFill/>
+                                    <a:ln>
+                                      <a:noFill/>
+                                    </a:ln>
+                                  </pic:spPr>
+                                </pic:pic>
+                              </a:graphicData>
+                            </a:graphic>
+                          </wp:inline>
+                        </w:drawing>
+                      </w:r>
+                    </w:p>
+                  </w:txbxContent>
+                </v:textbox>
+              </v:shape>
+            </w:pict>
+          </mc:Fallback>
+        </mc:AlternateContent>
+      </w:r>
+      <w:r>
+        <w:rPr>
+          <w:noProof/>
+          <w:u w:val="single"/>
+        </w:rPr>
+        <mc:AlternateContent>
+          <mc:Choice Requires="wps">
+            <w:drawing>
+              <wp:anchor distT="0" distB="0" distL="114300" distR="114300" simplePos="0" relativeHeight="251695104" behindDoc="0" locked="0" layoutInCell="1" allowOverlap="1" wp14:anchorId="53EEF6C4" wp14:editId="67168823">
+                <wp:simplePos x="0" y="0"/>
+                <wp:positionH relativeFrom="column">
+                  <wp:posOffset>1508760</wp:posOffset>
+                </wp:positionH>
+                <wp:positionV relativeFrom="paragraph">
+                  <wp:posOffset>470535</wp:posOffset>
+                </wp:positionV>
+                <wp:extent cx="3962400" cy="2354580"/>
+                <wp:effectExtent l="0" t="0" r="0" b="7620"/>
+                <wp:wrapNone/>
+                <wp:docPr id="1334829969" name="Zone de texte 1"/>
+                <wp:cNvGraphicFramePr/>
+                <a:graphic xmlns:a="http://schemas.openxmlformats.org/drawingml/2006/main">
+                  <a:graphicData uri="http://schemas.microsoft.com/office/word/2010/wordprocessingShape">
+                    <wps:wsp>
+                      <wps:cNvSpPr txBox="1"/>
+                      <wps:spPr>
+                        <a:xfrm>
+                          <a:off x="0" y="0"/>
+                          <a:ext cx="3962400" cy="2354580"/>
+                        </a:xfrm>
+                        <a:prstGeom prst="rect">
+                          <a:avLst/>
+                        </a:prstGeom>
+                        <a:noFill/>
+                        <a:ln w="6350">
+                          <a:noFill/>
+                        </a:ln>
+                      </wps:spPr>
+                      <wps:txbx>
+                        <w:txbxContent>
+                          <w:p>
+                            <w:pPr>
+                              <w:pStyle w:val="Titre1"/>
+                              <w:jc w:val="center"/>
+                              <w:rPr>
+                                <w:sz w:val="72"/>
+                                <w:szCs w:val="72"/>
+                              </w:rPr>
+                            </w:pPr>
+                            <w:r>
+                              <w:rPr>
+                                <w:sz w:val="72"/>
+                                <w:szCs w:val="72"/>
+                              </w:rPr>
+                              <w:t>CAHIER DES CHARGES TECHNIQUE</w:t>
+                            </w:r>
+                          </w:p>
+                          <w:p/>
+                        </w:txbxContent>
+                      </wps:txbx>
+                      <wps:bodyPr rot="0" spcFirstLastPara="0" vertOverflow="overflow" horzOverflow="overflow" vert="horz" wrap="square" lIns="91440" tIns="45720" rIns="91440" bIns="45720" numCol="1" spcCol="0" rtlCol="0" fromWordArt="0" anchor="t" anchorCtr="0" forceAA="0" compatLnSpc="1">
+                        <a:prstTxWarp prst="textNoShape">
+                          <a:avLst/>
+                        </a:prstTxWarp>
+                        <a:noAutofit/>
+                      </wps:bodyPr>
+                    </wps:wsp>
+                  </a:graphicData>
+                </a:graphic>
+                <wp14:sizeRelH relativeFrom="margin">
+                  <wp14:pctWidth>0</wp14:pctWidth>
+                </wp14:sizeRelH>
+              </wp:anchor>
+            </w:drawing>
+          </mc:Choice>
+          <mc:Fallback>
+            <w:pict>
+              <v:shape w14:anchorId="53EEF6C4" id="Zone de texte 1" o:spid="_x0000_s1027" type="#_x0000_t202" style="position:absolute;left:0;text-align:left;margin-left:118.8pt;margin-top:37.05pt;width:312pt;height:185.4pt;z-index:251695104;visibility:visible;mso-wrap-style:square;mso-width-percent:0;mso-wrap-distance-left:9pt;mso-wrap-distance-top:0;mso-wrap-distance-right:9pt;mso-wrap-distance-bottom:0;mso-position-horizontal:absolute;mso-position-horizontal-relative:text;mso-position-vertical:absolute;mso-position-vertical-relative:text;mso-width-percent:0;mso-width-relative:margin;v-text-anchor:top" o:gfxdata="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" filled="f" stroked="f" strokeweight=".5pt">
+                <v:textbox>
+                  <w:txbxContent>
+                    <w:p>
+                      <w:pPr>
+                        <w:pStyle w:val="Titre1"/>
+                        <w:jc w:val="center"/>
+                        <w:rPr>
+                          <w:sz w:val="72"/>
+                          <w:szCs w:val="72"/>
+                        </w:rPr>
+                      </w:pPr>
+                      <w:r>
+                        <w:rPr>
+                          <w:sz w:val="72"/>
+                          <w:szCs w:val="72"/>
+                        </w:rPr>
+                        <w:t>CAHIER DES CHARGES TECHNIQUE</w:t>
+                      </w:r>
+                    </w:p>
+                    <w:p/>
+                  </w:txbxContent>
+                </v:textbox>
+              </v:shape>
+            </w:pict>
+          </mc:Fallback>
+        </mc:AlternateContent>
+      </w:r>
+      <w:r>
+        <w:rPr>
+          <w:noProof/>
+        </w:rPr>
+        <w:drawing>
+          <wp:anchor distT="0" distB="0" distL="114300" distR="114300" simplePos="0" relativeHeight="251698176" behindDoc="0" locked="0" layoutInCell="1" allowOverlap="1" wp14:anchorId="4FD663BE" wp14:editId="62705645">
+            <wp:simplePos x="0" y="0"/>
+            <wp:positionH relativeFrom="margin">
+              <wp:align>left</wp:align>
+            </wp:positionH>
+            <wp:positionV relativeFrom="paragraph">
+              <wp:posOffset>-188595</wp:posOffset>
+            </wp:positionV>
+            <wp:extent cx="1343771" cy="1420769"/>
+            <wp:effectExtent l="0" t="0" r="8890" b="8255"/>
+            <wp:wrapNone/>
+            <wp:docPr id="1542443568" name="Image 1" descr="Lycée La Tournelle CONTACT A RISQUE - ATTESTATION SUR L ..."/>
+            <wp:cNvGraphicFramePr>
+              <a:graphicFrameLocks xmlns:a="http://schemas.openxmlformats.org/drawingml/2006/main" noChangeAspect="1"/>
+            </wp:cNvGraphicFramePr>
+            <a:graphic xmlns:a="http://schemas.openxmlformats.org/drawingml/2006/main">
+              <a:graphicData uri="http://schemas.openxmlformats.org/drawingml/2006/picture">
+                <pic:pic xmlns:pic="http://schemas.openxmlformats.org/drawingml/2006/picture">
+                  <pic:nvPicPr>
+                    <pic:cNvPr id="0" name="Picture 1" descr="Lycée La Tournelle CONTACT A RISQUE - ATTESTATION SUR L ..."/>
+                    <pic:cNvPicPr>
+                      <a:picLocks noChangeAspect="1" noChangeArrowheads="1"/>
+                    </pic:cNvPicPr>
+                  </pic:nvPicPr>
+                  <pic:blipFill>
+                    <a:blip r:embed="rId9">
+                      <a:extLst>
+                        <a:ext uri="{28A0092B-C50C-407E-A947-70E740481C1C}">
+                          <a14:useLocalDpi xmlns:a14="http://schemas.microsoft.com/office/drawing/2010/main" val="0"/>
+                        </a:ext>
+                      </a:extLst>
+                    </a:blip>
+                    <a:srcRect/>
+                    <a:stretch>
+                      <a:fillRect/>
+                    </a:stretch>
+                  </pic:blipFill>
+                  <pic:spPr bwMode="auto">
+                    <a:xfrm>
+                      <a:off x="0" y="0"/>
+                      <a:ext cx="1343771" cy="1420769"/>
+                    </a:xfrm>
+                    <a:prstGeom prst="rect">
+                      <a:avLst/>
+                    </a:prstGeom>
+                    <a:noFill/>
+                    <a:ln>
+                      <a:noFill/>
+                    </a:ln>
+                  </pic:spPr>
+                </pic:pic>
+              </a:graphicData>
+            </a:graphic>
+            <wp14:sizeRelH relativeFrom="margin">
+              <wp14:pctWidth>0</wp14:pctWidth>
+            </wp14:sizeRelH>
+            <wp14:sizeRelV relativeFrom="margin">
+              <wp14:pctHeight>0</wp14:pctHeight>
+            </wp14:sizeRelV>
+          </wp:anchor>
+        </w:drawing>
+      </w:r>
+    </w:p>
+    <w:p>
+      <w:pPr>
+        <w:rPr>
+          <w:sz w:val="52"/>
+          <w:szCs w:val="52"/>
+          <w:u w:val="single"/>
+        </w:rPr>
+      </w:pPr>
+      <w:r>
+        <w:rPr>
+          <w:noProof/>
+          <w:u w:val="single"/>
+        </w:rPr>
+        <mc:AlternateContent>
+          <mc:Choice Requires="wps">
+            <w:drawing>
+              <wp:anchor distT="0" distB="0" distL="114300" distR="114300" simplePos="0" relativeHeight="251700224" behindDoc="0" locked="0" layoutInCell="1" allowOverlap="1" wp14:anchorId="456DCB83" wp14:editId="1AC3F242">
+                <wp:simplePos x="0" y="0"/>
+                <wp:positionH relativeFrom="column">
+                  <wp:posOffset>114300</wp:posOffset>
+                </wp:positionH>
+                <wp:positionV relativeFrom="paragraph">
+                  <wp:posOffset>8103235</wp:posOffset>
+                </wp:positionV>
+                <wp:extent cx="2491740" cy="1005840"/>
+                <wp:effectExtent l="0" t="0" r="22860" b="22860"/>
+                <wp:wrapNone/>
+                <wp:docPr id="195202560" name="Zone de texte 6"/>
+                <wp:cNvGraphicFramePr/>
+                <a:graphic xmlns:a="http://schemas.openxmlformats.org/drawingml/2006/main">
+                  <a:graphicData uri="http://schemas.microsoft.com/office/word/2010/wordprocessingShape">
+                    <wps:wsp>
+                      <wps:cNvSpPr txBox="1"/>
+                      <wps:spPr>
+                        <a:xfrm>
+                          <a:off x="0" y="0"/>
+                          <a:ext cx="2491740" cy="1005840"/>
+                        </a:xfrm>
+                        <a:prstGeom prst="rect">
+                          <a:avLst/>
+                        </a:prstGeom>
+                        <a:solidFill>
+                          <a:schemeClr val="lt1"/>
+                        </a:solidFill>
+                        <a:ln w="6350">
+                          <a:solidFill>
+                            <a:prstClr val="black"/>
+                          </a:solidFill>
+                        </a:ln>
+                      </wps:spPr>
+                      <wps:txbx>
+                        <w:txbxContent>
+                          <w:p>
+                            <w:r>
+                              <w:t>Langage : Java et SQL</w:t>
+                            </w:r>
+                          </w:p>
+                          <w:p/>
+                          <w:p>
+                            <w:r>
+                              <w:t>Méthodologie : Agile Trello</w:t>
+                            </w:r>
+                          </w:p>
+                        </w:txbxContent>
+                      </wps:txbx>
+                      <wps:bodyPr rot="0" spcFirstLastPara="0" vertOverflow="overflow" horzOverflow="overflow" vert="horz" wrap="square" lIns="91440" tIns="45720" rIns="91440" bIns="45720" numCol="1" spcCol="0" rtlCol="0" fromWordArt="0" anchor="t" anchorCtr="0" forceAA="0" compatLnSpc="1">
+                        <a:prstTxWarp prst="textNoShape">
+                          <a:avLst/>
+                        </a:prstTxWarp>
+                        <a:noAutofit/>
+                      </wps:bodyPr>
+                    </wps:wsp>
+                  </a:graphicData>
+                </a:graphic>
+              </wp:anchor>
+            </w:drawing>
+          </mc:Choice>
+          <mc:Fallback>
+            <w:pict>
+              <v:shape w14:anchorId="456DCB83" id="Zone de texte 6" o:spid="_x0000_s1028" type="#_x0000_t202" style="position:absolute;margin-left:9pt;margin-top:638.05pt;width:196.2pt;height:79.2pt;z-index:251700224;visibility:visible;mso-wrap-style:square;mso-wrap-distance-left:9pt;mso-wrap-distance-top:0;mso-wrap-distance-right:9pt;mso-wrap-distance-bottom:0;mso-position-horizontal:absolute;mso-position-horizontal-relative:text;mso-position-vertical:absolute;mso-position-vertical-relative:text;v-text-anchor:top" o:gfxdata="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" fillcolor="white [3201]" strokeweight=".5pt">
+                <v:textbox>
+                  <w:txbxContent>
+                    <w:p>
+                      <w:r>
+                        <w:t>Langage : Java et SQL</w:t>
+                      </w:r>
+                    </w:p>
+                    <w:p/>
+                    <w:p>
+                      <w:r>
+                        <w:t>Méthodologie : Agile Trello</w:t>
+                      </w:r>
+                    </w:p>
+                  </w:txbxContent>
+                </v:textbox>
+              </v:shape>
+            </w:pict>
+          </mc:Fallback>
+        </mc:AlternateContent>
+      </w:r>
+      <w:r>
+        <w:rPr>
+          <w:noProof/>
+          <w:u w:val="single"/>
+        </w:rPr>
+        <mc:AlternateContent>
+          <mc:Choice Requires="wps">
+            <w:drawing>
+              <wp:anchor distT="0" distB="0" distL="114300" distR="114300" simplePos="0" relativeHeight="251696128" behindDoc="0" locked="0" layoutInCell="1" allowOverlap="1" wp14:anchorId="26AA87B6" wp14:editId="6D1051D0">
+                <wp:simplePos x="0" y="0"/>
+                <wp:positionH relativeFrom="margin">
+                  <wp:posOffset>1661160</wp:posOffset>
+                </wp:positionH>
+                <wp:positionV relativeFrom="paragraph">
+                  <wp:posOffset>2647315</wp:posOffset>
+                </wp:positionV>
+                <wp:extent cx="3177540" cy="838200"/>
+                <wp:effectExtent l="0" t="0" r="22860" b="19050"/>
+                <wp:wrapNone/>
+                <wp:docPr id="1342002102" name="Zone de texte 2"/>
+                <wp:cNvGraphicFramePr/>
+                <a:graphic xmlns:a="http://schemas.openxmlformats.org/drawingml/2006/main">
+                  <a:graphicData uri="http://schemas.microsoft.com/office/word/2010/wordprocessingShape">
+                    <wps:wsp>
+                      <wps:cNvSpPr txBox="1"/>
+                      <wps:spPr>
+                        <a:xfrm>
+                          <a:off x="0" y="0"/>
+                          <a:ext cx="3177540" cy="838200"/>
+                        </a:xfrm>
+                        <a:prstGeom prst="rect">
+                          <a:avLst/>
+                        </a:prstGeom>
+                        <a:noFill/>
+                        <a:ln w="6350">
+                          <a:solidFill>
+                            <a:prstClr val="black"/>
+                          </a:solidFill>
+                        </a:ln>
+                      </wps:spPr>
+                      <wps:txbx>
+                        <w:txbxContent>
+                          <w:p>
+                            <w:r>
+                              <w:t xml:space="preserve">                            PROJET JO</w:t>
+                            </w:r>
+                          </w:p>
+                        </w:txbxContent>
+                      </wps:txbx>
+                      <wps:bodyPr rot="0" spcFirstLastPara="0" vertOverflow="overflow" horzOverflow="overflow" vert="horz" wrap="square" lIns="91440" tIns="45720" rIns="91440" bIns="45720" numCol="1" spcCol="0" rtlCol="0" fromWordArt="0" anchor="t" anchorCtr="0" forceAA="0" compatLnSpc="1">
+                        <a:prstTxWarp prst="textNoShape">
+                          <a:avLst/>
+                        </a:prstTxWarp>
+                        <a:noAutofit/>
+                      </wps:bodyPr>
+                    </wps:wsp>
+                  </a:graphicData>
+                </a:graphic>
+                <wp14:sizeRelH relativeFrom="margin">
+                  <wp14:pctWidth>0</wp14:pctWidth>
+                </wp14:sizeRelH>
+                <wp14:sizeRelV relativeFrom="margin">
+                  <wp14:pctHeight>0</wp14:pctHeight>
+                </wp14:sizeRelV>
+              </wp:anchor>
+            </w:drawing>
+          </mc:Choice>
+          <mc:Fallback>
+            <w:pict>
+              <v:shape w14:anchorId="26AA87B6" id="Zone de texte 2" o:spid="_x0000_s1029" type="#_x0000_t202" style="position:absolute;margin-left:130.8pt;margin-top:208.45pt;width:250.2pt;height:66pt;z-index:251696128;visibility:visible;mso-wrap-style:square;mso-width-percent:0;mso-height-percent:0;mso-wrap-distance-left:9pt;mso-wrap-distance-top:0;mso-wrap-distance-right:9pt;mso-wrap-distance-bottom:0;mso-position-horizontal:absolute;mso-position-horizontal-relative:margin;mso-position-vertical:absolute;mso-position-vertical-relative:text;mso-width-percent:0;mso-height-percent:0;mso-width-relative:margin;mso-height-relative:margin;v-text-anchor:top" o:gfxdata="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" filled="f" strokeweight=".5pt">
+                <v:textbox>
+                  <w:txbxContent>
+                    <w:p>
+                      <w:r>
+                        <w:t xml:space="preserve">                            PROJET JO</w:t>
+                      </w:r>
+                    </w:p>
+                  </w:txbxContent>
+                </v:textbox>
+                <w10:wrap anchorx="margin"/>
+              </v:shape>
+            </w:pict>
+          </mc:Fallback>
+        </mc:AlternateContent>
+      </w:r>
+      <w:r>
+        <w:rPr>
+          <w:u w:val="single"/>
+        </w:rPr>
+        <w:br w:type="page"/>
+      </w:r>
+    </w:p>
+    <w:p>
+      <w:pPr>
+        <w:pStyle w:val="Titre"/>
+        <w:jc w:val="center"/>
+        <w:rPr>
+          <w:u w:val="single"/>
+        </w:rPr>
+      </w:pPr>
+      <w:r>
+        <w:rPr>
+          <w:u w:val="single"/>
+        </w:rPr>
+        <w:lastRenderedPageBreak/>
         <w:t>Cahier des charges techniques</w:t>
       </w:r>
     </w:p>
@@ -596,16 +1152,12 @@
     <w:p>
       <w:pPr>
         <w:pStyle w:val="Titre1"/>
-        <w:rPr>
-          <w:u w:val="single"/>
-        </w:rPr>
       </w:pPr>
       <w:bookmarkStart w:id="1" w:name="_heading=h.5ba1n2way6kt" w:colFirst="0" w:colLast="0"/>
       <w:bookmarkEnd w:id="1"/>
-      <w:r>
-        <w:br w:type="page"/>
-      </w:r>
-    </w:p>
+    </w:p>
+    <w:p/>
+    <w:p/>
     <w:p>
       <w:pPr>
         <w:pStyle w:val="Titre1"/>
@@ -688,7 +1240,13 @@
     <w:p/>
     <w:p>
       <w:r>
-        <w:t>Le projet doit être rendu au plus tard le XX XXXX XX.</w:t>
+        <w:t xml:space="preserve">Le projet doit être rendu au plus tard le </w:t>
+      </w:r>
+      <w:r>
+        <w:t>15/01/2026</w:t>
+      </w:r>
+      <w:r>
+        <w:t>.</w:t>
       </w:r>
     </w:p>
     <w:p>
@@ -709,10 +1267,13 @@
       </w:r>
     </w:p>
     <w:p>
+      <w:bookmarkStart w:id="6" w:name="_Hlk219384326"/>
       <w:r>
         <w:t>Le site web devra avoir une partie accessible au public et une partie privée permettant de gérer les données.</w:t>
       </w:r>
     </w:p>
+    <w:bookmarkEnd w:id="6"/>
+    <w:p/>
     <w:p/>
     <w:p>
       <w:r>
@@ -727,8 +1288,6 @@
           <w:numId w:val="1"/>
         </w:numPr>
       </w:pPr>
-      <w:bookmarkStart w:id="6" w:name="_heading=h.lr47i5krzqwp" w:colFirst="0" w:colLast="0"/>
-      <w:bookmarkEnd w:id="6"/>
       <w:r>
         <w:rPr>
           <w:u w:val="single"/>
@@ -737,26 +1296,6 @@
       </w:r>
     </w:p>
     <w:p/>
-    <w:p>
-      <w:pPr>
-        <w:jc w:val="center"/>
-        <w:rPr>
-          <w:b/>
-          <w:sz w:val="30"/>
-          <w:szCs w:val="30"/>
-          <w:u w:val="single"/>
-        </w:rPr>
-      </w:pPr>
-      <w:r>
-        <w:rPr>
-          <w:b/>
-          <w:sz w:val="30"/>
-          <w:szCs w:val="30"/>
-          <w:u w:val="single"/>
-        </w:rPr>
-        <w:t>REPRENDRE RÉPONSES MISSION 1</w:t>
-      </w:r>
-    </w:p>
     <w:p>
       <w:pPr>
         <w:pStyle w:val="Titre2"/>
@@ -998,8 +1537,11 @@
     </w:p>
     <w:p>
       <w:r>
+        <w:rPr>
+          <w:noProof/>
+        </w:rPr>
         <w:drawing>
-          <wp:inline distT="0" distB="0" distL="0" distR="0" wp14:anchorId="725212BB" wp14:editId="656B02CC">
+          <wp:inline distT="0" distB="0" distL="0" distR="0" wp14:anchorId="725212BB" wp14:editId="6BDF2A71">
             <wp:extent cx="6645910" cy="3571875"/>
             <wp:effectExtent l="0" t="0" r="2540" b="9525"/>
             <wp:docPr id="194029784" name="Image 1" descr="Une image contenant texte, capture d’écran, logiciel, Logiciel multimédia&#10;&#10;Le contenu généré par l’IA peut être incorrect."/>
@@ -1014,7 +1556,7 @@
                     <pic:cNvPicPr/>
                   </pic:nvPicPr>
                   <pic:blipFill>
-                    <a:blip r:embed="rId8"/>
+                    <a:blip r:embed="rId10"/>
                     <a:stretch>
                       <a:fillRect/>
                     </a:stretch>
@@ -1035,10 +1577,8 @@
         </w:drawing>
       </w:r>
     </w:p>
-    <w:p/>
-    <w:p>
-      <w:pPr>
-        <w:jc w:val="center"/>
+    <w:p>
+      <w:pPr>
         <w:rPr>
           <w:b/>
           <w:sz w:val="30"/>
@@ -1046,25 +1586,6 @@
           <w:u w:val="single"/>
         </w:rPr>
       </w:pPr>
-      <w:r>
-        <w:rPr>
-          <w:b/>
-          <w:sz w:val="30"/>
-          <w:szCs w:val="30"/>
-          <w:u w:val="single"/>
-        </w:rPr>
-        <w:t>INSÉREZ UNE CAPTURE D'ÉCRAN DE VOTRE TRELLO</w:t>
-      </w:r>
-    </w:p>
-    <w:p>
-      <w:pPr>
-        <w:rPr>
-          <w:b/>
-          <w:sz w:val="30"/>
-          <w:szCs w:val="30"/>
-          <w:u w:val="single"/>
-        </w:rPr>
-      </w:pPr>
     </w:p>
     <w:p>
       <w:pPr>
@@ -1078,7 +1599,7 @@
           <w:sz w:val="24"/>
           <w:szCs w:val="24"/>
         </w:rPr>
-        <w:t>Nous travaillons également sur GitHub, plateforme de développement collaboratif.</w:t>
+        <w:t>Nous travaillons également sur GitHub.</w:t>
       </w:r>
     </w:p>
     <w:p>
@@ -1130,27 +1651,6 @@
     <w:p/>
     <w:p>
       <w:pPr>
-        <w:jc w:val="center"/>
-        <w:rPr>
-          <w:b/>
-          <w:sz w:val="30"/>
-          <w:szCs w:val="30"/>
-          <w:u w:val="single"/>
-        </w:rPr>
-      </w:pPr>
-      <w:r>
-        <w:rPr>
-          <w:b/>
-          <w:sz w:val="30"/>
-          <w:szCs w:val="30"/>
-          <w:u w:val="single"/>
-        </w:rPr>
-        <w:t>REPRENDRE RÉPONSES MISSION 4</w:t>
-      </w:r>
-    </w:p>
-    <w:p/>
-    <w:p>
-      <w:pPr>
         <w:pStyle w:val="Titre3"/>
         <w:ind w:left="720" w:firstLine="720"/>
         <w:rPr>
@@ -1173,6 +1673,13 @@
         </w:rPr>
         <w:t>Wireframes</w:t>
       </w:r>
+      <w:r>
+        <w:rPr>
+          <w:color w:val="000000"/>
+          <w:u w:val="single"/>
+        </w:rPr>
+        <w:t xml:space="preserve"> et maquettes</w:t>
+      </w:r>
     </w:p>
     <w:p>
       <w:r>
@@ -1180,67 +1687,7 @@
           <w:noProof/>
         </w:rPr>
         <w:drawing>
-          <wp:anchor distT="0" distB="0" distL="114300" distR="114300" simplePos="0" relativeHeight="251674624" behindDoc="0" locked="0" layoutInCell="1" allowOverlap="1" wp14:anchorId="777E576B" wp14:editId="6281E689">
-            <wp:simplePos x="0" y="0"/>
-            <wp:positionH relativeFrom="column">
-              <wp:posOffset>3034892</wp:posOffset>
-            </wp:positionH>
-            <wp:positionV relativeFrom="paragraph">
-              <wp:posOffset>129806</wp:posOffset>
-            </wp:positionV>
-            <wp:extent cx="2997835" cy="2453005"/>
-            <wp:effectExtent l="0" t="0" r="0" b="4445"/>
-            <wp:wrapNone/>
-            <wp:docPr id="1316323449" name="Image 1"/>
-            <wp:cNvGraphicFramePr>
-              <a:graphicFrameLocks xmlns:a="http://schemas.openxmlformats.org/drawingml/2006/main" noChangeAspect="1"/>
-            </wp:cNvGraphicFramePr>
-            <a:graphic xmlns:a="http://schemas.openxmlformats.org/drawingml/2006/main">
-              <a:graphicData uri="http://schemas.openxmlformats.org/drawingml/2006/picture">
-                <pic:pic xmlns:pic="http://schemas.openxmlformats.org/drawingml/2006/picture">
-                  <pic:nvPicPr>
-                    <pic:cNvPr id="1316323449" name=""/>
-                    <pic:cNvPicPr/>
-                  </pic:nvPicPr>
-                  <pic:blipFill>
-                    <a:blip r:embed="rId9" cstate="print">
-                      <a:extLst>
-                        <a:ext uri="{28A0092B-C50C-407E-A947-70E740481C1C}">
-                          <a14:useLocalDpi xmlns:a14="http://schemas.microsoft.com/office/drawing/2010/main" val="0"/>
-                        </a:ext>
-                      </a:extLst>
-                    </a:blip>
-                    <a:stretch>
-                      <a:fillRect/>
-                    </a:stretch>
-                  </pic:blipFill>
-                  <pic:spPr>
-                    <a:xfrm>
-                      <a:off x="0" y="0"/>
-                      <a:ext cx="2997835" cy="2453005"/>
-                    </a:xfrm>
-                    <a:prstGeom prst="rect">
-                      <a:avLst/>
-                    </a:prstGeom>
-                  </pic:spPr>
-                </pic:pic>
-              </a:graphicData>
-            </a:graphic>
-            <wp14:sizeRelH relativeFrom="margin">
-              <wp14:pctWidth>0</wp14:pctWidth>
-            </wp14:sizeRelH>
-            <wp14:sizeRelV relativeFrom="margin">
-              <wp14:pctHeight>0</wp14:pctHeight>
-            </wp14:sizeRelV>
-          </wp:anchor>
-        </w:drawing>
-      </w:r>
-      <w:r>
-        <w:rPr>
-          <w:noProof/>
-        </w:rPr>
-        <w:drawing>
-          <wp:anchor distT="0" distB="0" distL="114300" distR="114300" simplePos="0" relativeHeight="251676672" behindDoc="0" locked="0" layoutInCell="1" allowOverlap="1" wp14:anchorId="1B981976" wp14:editId="18F10BEA">
+          <wp:anchor distT="0" distB="0" distL="114300" distR="114300" simplePos="0" relativeHeight="251676672" behindDoc="0" locked="0" layoutInCell="1" allowOverlap="1" wp14:anchorId="1B981976" wp14:editId="64AB5909">
             <wp:simplePos x="0" y="0"/>
             <wp:positionH relativeFrom="column">
               <wp:posOffset>-266700</wp:posOffset>
@@ -1263,7 +1710,7 @@
                     <pic:cNvPicPr/>
                   </pic:nvPicPr>
                   <pic:blipFill>
-                    <a:blip r:embed="rId10" cstate="print">
+                    <a:blip r:embed="rId11" cstate="print">
                       <a:extLst>
                         <a:ext uri="{28A0092B-C50C-407E-A947-70E740481C1C}">
                           <a14:useLocalDpi xmlns:a14="http://schemas.microsoft.com/office/drawing/2010/main" val="0"/>
@@ -1296,36 +1743,24 @@
         </w:drawing>
       </w:r>
     </w:p>
-    <w:p/>
-    <w:p/>
-    <w:p/>
-    <w:p/>
-    <w:p/>
-    <w:p/>
-    <w:p/>
-    <w:p/>
-    <w:p/>
-    <w:p/>
-    <w:p/>
-    <w:p/>
     <w:p>
       <w:r>
         <w:rPr>
           <w:noProof/>
         </w:rPr>
         <w:drawing>
-          <wp:anchor distT="0" distB="0" distL="114300" distR="114300" simplePos="0" relativeHeight="251688960" behindDoc="0" locked="0" layoutInCell="1" allowOverlap="1" wp14:anchorId="709B4C8D" wp14:editId="37D0DB82">
+          <wp:anchor distT="0" distB="0" distL="114300" distR="114300" simplePos="0" relativeHeight="251663360" behindDoc="0" locked="0" layoutInCell="1" allowOverlap="1" wp14:anchorId="7231442B" wp14:editId="22392E26">
             <wp:simplePos x="0" y="0"/>
             <wp:positionH relativeFrom="column">
-              <wp:posOffset>3500120</wp:posOffset>
+              <wp:posOffset>3398520</wp:posOffset>
             </wp:positionH>
             <wp:positionV relativeFrom="paragraph">
-              <wp:posOffset>13335</wp:posOffset>
+              <wp:posOffset>4445</wp:posOffset>
             </wp:positionV>
-            <wp:extent cx="1802130" cy="3447415"/>
-            <wp:effectExtent l="0" t="0" r="7620" b="635"/>
+            <wp:extent cx="3092450" cy="2484120"/>
+            <wp:effectExtent l="0" t="0" r="0" b="0"/>
             <wp:wrapNone/>
-            <wp:docPr id="1294869868" name="Image 1"/>
+            <wp:docPr id="248912140" name="Image 1" descr="Une image contenant texte, capture d’écran, Police, diagramme&#10;&#10;Le contenu généré par l’IA peut être incorrect."/>
             <wp:cNvGraphicFramePr>
               <a:graphicFrameLocks xmlns:a="http://schemas.openxmlformats.org/drawingml/2006/main" noChangeAspect="1"/>
             </wp:cNvGraphicFramePr>
@@ -1333,29 +1768,36 @@
               <a:graphicData uri="http://schemas.openxmlformats.org/drawingml/2006/picture">
                 <pic:pic xmlns:pic="http://schemas.openxmlformats.org/drawingml/2006/picture">
                   <pic:nvPicPr>
-                    <pic:cNvPr id="1294869868" name=""/>
-                    <pic:cNvPicPr/>
+                    <pic:cNvPr id="248912140" name="Image 1" descr="Une image contenant texte, capture d’écran, Police, diagramme&#10;&#10;Le contenu généré par l’IA peut être incorrect."/>
+                    <pic:cNvPicPr>
+                      <a:picLocks noChangeAspect="1" noChangeArrowheads="1"/>
+                    </pic:cNvPicPr>
                   </pic:nvPicPr>
                   <pic:blipFill>
-                    <a:blip r:embed="rId11" cstate="print">
+                    <a:blip r:embed="rId12" cstate="print">
                       <a:extLst>
                         <a:ext uri="{28A0092B-C50C-407E-A947-70E740481C1C}">
                           <a14:useLocalDpi xmlns:a14="http://schemas.microsoft.com/office/drawing/2010/main" val="0"/>
                         </a:ext>
                       </a:extLst>
                     </a:blip>
+                    <a:srcRect/>
                     <a:stretch>
                       <a:fillRect/>
                     </a:stretch>
                   </pic:blipFill>
-                  <pic:spPr>
+                  <pic:spPr bwMode="auto">
                     <a:xfrm>
                       <a:off x="0" y="0"/>
-                      <a:ext cx="1802130" cy="3447415"/>
+                      <a:ext cx="3092450" cy="2484120"/>
                     </a:xfrm>
                     <a:prstGeom prst="rect">
                       <a:avLst/>
                     </a:prstGeom>
+                    <a:noFill/>
+                    <a:ln>
+                      <a:noFill/>
+                    </a:ln>
                   </pic:spPr>
                 </pic:pic>
               </a:graphicData>
@@ -1370,13 +1812,26 @@
         </w:drawing>
       </w:r>
     </w:p>
+    <w:p/>
+    <w:p/>
+    <w:p/>
+    <w:p/>
+    <w:p/>
+    <w:p/>
+    <w:p/>
+    <w:p/>
+    <w:p/>
+    <w:p/>
+    <w:p/>
+    <w:p/>
     <w:p>
       <w:r>
         <w:rPr>
           <w:noProof/>
         </w:rPr>
+        <w:lastRenderedPageBreak/>
         <w:drawing>
-          <wp:anchor distT="0" distB="0" distL="114300" distR="114300" simplePos="0" relativeHeight="251675648" behindDoc="0" locked="0" layoutInCell="1" allowOverlap="1" wp14:anchorId="0F6F8B31" wp14:editId="1D96AAC5">
+          <wp:anchor distT="0" distB="0" distL="114300" distR="114300" simplePos="0" relativeHeight="251675648" behindDoc="0" locked="0" layoutInCell="1" allowOverlap="1" wp14:anchorId="0F6F8B31" wp14:editId="77077F7A">
             <wp:simplePos x="0" y="0"/>
             <wp:positionH relativeFrom="column">
               <wp:posOffset>-80664</wp:posOffset>
@@ -1399,7 +1854,7 @@
                     <pic:cNvPicPr/>
                   </pic:nvPicPr>
                   <pic:blipFill>
-                    <a:blip r:embed="rId12" cstate="print">
+                    <a:blip r:embed="rId13" cstate="print">
                       <a:extLst>
                         <a:ext uri="{28A0092B-C50C-407E-A947-70E740481C1C}">
                           <a14:useLocalDpi xmlns:a14="http://schemas.microsoft.com/office/drawing/2010/main" val="0"/>
@@ -1432,38 +1887,172 @@
         </w:drawing>
       </w:r>
     </w:p>
-    <w:p/>
-    <w:p/>
-    <w:p/>
-    <w:p/>
-    <w:p/>
-    <w:p/>
-    <w:p/>
-    <w:p/>
-    <w:p/>
-    <w:p/>
-    <w:p/>
-    <w:p/>
-    <w:p/>
-    <w:p/>
-    <w:p/>
-    <w:p/>
-    <w:p/>
-    <w:p/>
-    <w:p/>
     <w:p>
       <w:r>
         <w:rPr>
           <w:noProof/>
         </w:rPr>
         <w:drawing>
-          <wp:anchor distT="0" distB="0" distL="114300" distR="114300" simplePos="0" relativeHeight="251667456" behindDoc="0" locked="0" layoutInCell="1" allowOverlap="1" wp14:anchorId="69A5E56F" wp14:editId="377EF4D8">
+          <wp:anchor distT="0" distB="0" distL="114300" distR="114300" simplePos="0" relativeHeight="251658240" behindDoc="0" locked="0" layoutInCell="1" allowOverlap="1" wp14:anchorId="28B7A30E" wp14:editId="34D574DE">
             <wp:simplePos x="0" y="0"/>
             <wp:positionH relativeFrom="column">
-              <wp:posOffset>1270000</wp:posOffset>
+              <wp:posOffset>2979420</wp:posOffset>
             </wp:positionH>
             <wp:positionV relativeFrom="paragraph">
-              <wp:posOffset>32385</wp:posOffset>
+              <wp:posOffset>160020</wp:posOffset>
+            </wp:positionV>
+            <wp:extent cx="2804160" cy="2331720"/>
+            <wp:effectExtent l="0" t="0" r="0" b="0"/>
+            <wp:wrapNone/>
+            <wp:docPr id="782925303" name="Image 6" descr="Une image contenant texte, capture d’écran, conception&#10;&#10;Le contenu généré par l’IA peut être incorrect."/>
+            <wp:cNvGraphicFramePr>
+              <a:graphicFrameLocks xmlns:a="http://schemas.openxmlformats.org/drawingml/2006/main" noChangeAspect="1"/>
+            </wp:cNvGraphicFramePr>
+            <a:graphic xmlns:a="http://schemas.openxmlformats.org/drawingml/2006/main">
+              <a:graphicData uri="http://schemas.openxmlformats.org/drawingml/2006/picture">
+                <pic:pic xmlns:pic="http://schemas.openxmlformats.org/drawingml/2006/picture">
+                  <pic:nvPicPr>
+                    <pic:cNvPr id="782925303" name="Image 6" descr="Une image contenant texte, capture d’écran, conception&#10;&#10;Le contenu généré par l’IA peut être incorrect."/>
+                    <pic:cNvPicPr>
+                      <a:picLocks noChangeAspect="1" noChangeArrowheads="1"/>
+                    </pic:cNvPicPr>
+                  </pic:nvPicPr>
+                  <pic:blipFill>
+                    <a:blip r:embed="rId14" cstate="print">
+                      <a:extLst>
+                        <a:ext uri="{28A0092B-C50C-407E-A947-70E740481C1C}">
+                          <a14:useLocalDpi xmlns:a14="http://schemas.microsoft.com/office/drawing/2010/main" val="0"/>
+                        </a:ext>
+                      </a:extLst>
+                    </a:blip>
+                    <a:srcRect/>
+                    <a:stretch>
+                      <a:fillRect/>
+                    </a:stretch>
+                  </pic:blipFill>
+                  <pic:spPr bwMode="auto">
+                    <a:xfrm>
+                      <a:off x="0" y="0"/>
+                      <a:ext cx="2804160" cy="2331720"/>
+                    </a:xfrm>
+                    <a:prstGeom prst="rect">
+                      <a:avLst/>
+                    </a:prstGeom>
+                    <a:noFill/>
+                    <a:ln>
+                      <a:noFill/>
+                    </a:ln>
+                  </pic:spPr>
+                </pic:pic>
+              </a:graphicData>
+            </a:graphic>
+            <wp14:sizeRelH relativeFrom="margin">
+              <wp14:pctWidth>0</wp14:pctWidth>
+            </wp14:sizeRelH>
+            <wp14:sizeRelV relativeFrom="margin">
+              <wp14:pctHeight>0</wp14:pctHeight>
+            </wp14:sizeRelV>
+          </wp:anchor>
+        </w:drawing>
+      </w:r>
+    </w:p>
+    <w:p/>
+    <w:p/>
+    <w:p/>
+    <w:p/>
+    <w:p/>
+    <w:p/>
+    <w:p/>
+    <w:p/>
+    <w:p/>
+    <w:p/>
+    <w:p/>
+    <w:p/>
+    <w:p/>
+    <w:p/>
+    <w:p>
+      <w:r>
+        <w:rPr>
+          <w:noProof/>
+        </w:rPr>
+        <w:drawing>
+          <wp:anchor distT="0" distB="0" distL="114300" distR="114300" simplePos="0" relativeHeight="251671552" behindDoc="0" locked="0" layoutInCell="1" allowOverlap="1" wp14:anchorId="5162A7FE" wp14:editId="41EB4D18">
+            <wp:simplePos x="0" y="0"/>
+            <wp:positionH relativeFrom="column">
+              <wp:posOffset>2971800</wp:posOffset>
+            </wp:positionH>
+            <wp:positionV relativeFrom="paragraph">
+              <wp:posOffset>74930</wp:posOffset>
+            </wp:positionV>
+            <wp:extent cx="2232660" cy="3108325"/>
+            <wp:effectExtent l="0" t="0" r="0" b="0"/>
+            <wp:wrapNone/>
+            <wp:docPr id="1896507642" name="Image 3"/>
+            <wp:cNvGraphicFramePr>
+              <a:graphicFrameLocks xmlns:a="http://schemas.openxmlformats.org/drawingml/2006/main" noChangeAspect="1"/>
+            </wp:cNvGraphicFramePr>
+            <a:graphic xmlns:a="http://schemas.openxmlformats.org/drawingml/2006/main">
+              <a:graphicData uri="http://schemas.openxmlformats.org/drawingml/2006/picture">
+                <pic:pic xmlns:pic="http://schemas.openxmlformats.org/drawingml/2006/picture">
+                  <pic:nvPicPr>
+                    <pic:cNvPr id="0" name="Picture 3"/>
+                    <pic:cNvPicPr>
+                      <a:picLocks noChangeAspect="1" noChangeArrowheads="1"/>
+                    </pic:cNvPicPr>
+                  </pic:nvPicPr>
+                  <pic:blipFill>
+                    <a:blip r:embed="rId15" cstate="print">
+                      <a:extLst>
+                        <a:ext uri="{28A0092B-C50C-407E-A947-70E740481C1C}">
+                          <a14:useLocalDpi xmlns:a14="http://schemas.microsoft.com/office/drawing/2010/main" val="0"/>
+                        </a:ext>
+                      </a:extLst>
+                    </a:blip>
+                    <a:srcRect/>
+                    <a:stretch>
+                      <a:fillRect/>
+                    </a:stretch>
+                  </pic:blipFill>
+                  <pic:spPr bwMode="auto">
+                    <a:xfrm>
+                      <a:off x="0" y="0"/>
+                      <a:ext cx="2232660" cy="3108325"/>
+                    </a:xfrm>
+                    <a:prstGeom prst="rect">
+                      <a:avLst/>
+                    </a:prstGeom>
+                    <a:noFill/>
+                    <a:ln>
+                      <a:noFill/>
+                    </a:ln>
+                  </pic:spPr>
+                </pic:pic>
+              </a:graphicData>
+            </a:graphic>
+            <wp14:sizeRelH relativeFrom="margin">
+              <wp14:pctWidth>0</wp14:pctWidth>
+            </wp14:sizeRelH>
+            <wp14:sizeRelV relativeFrom="margin">
+              <wp14:pctHeight>0</wp14:pctHeight>
+            </wp14:sizeRelV>
+          </wp:anchor>
+        </w:drawing>
+      </w:r>
+    </w:p>
+    <w:p/>
+    <w:p>
+      <w:r>
+        <w:rPr>
+          <w:noProof/>
+        </w:rPr>
+        <w:drawing>
+          <wp:anchor distT="0" distB="0" distL="114300" distR="114300" simplePos="0" relativeHeight="251667456" behindDoc="0" locked="0" layoutInCell="1" allowOverlap="1" wp14:anchorId="69A5E56F" wp14:editId="3AB4ECF7">
+            <wp:simplePos x="0" y="0"/>
+            <wp:positionH relativeFrom="margin">
+              <wp:posOffset>-281940</wp:posOffset>
+            </wp:positionH>
+            <wp:positionV relativeFrom="paragraph">
+              <wp:posOffset>142875</wp:posOffset>
             </wp:positionV>
             <wp:extent cx="2766695" cy="2865120"/>
             <wp:effectExtent l="0" t="0" r="0" b="0"/>
@@ -1480,7 +2069,7 @@
                     <pic:cNvPicPr/>
                   </pic:nvPicPr>
                   <pic:blipFill>
-                    <a:blip r:embed="rId13">
+                    <a:blip r:embed="rId16">
                       <a:extLst>
                         <a:ext uri="{28A0092B-C50C-407E-A947-70E740481C1C}">
                           <a14:useLocalDpi xmlns:a14="http://schemas.microsoft.com/office/drawing/2010/main" val="0"/>
@@ -1534,924 +2123,13 @@
           <w:noProof/>
         </w:rPr>
         <w:drawing>
-          <wp:anchor distT="0" distB="0" distL="114300" distR="114300" simplePos="0" relativeHeight="251687936" behindDoc="0" locked="0" layoutInCell="1" allowOverlap="1" wp14:anchorId="49CA9FDD" wp14:editId="2694DC36">
+          <wp:anchor distT="0" distB="0" distL="114300" distR="114300" simplePos="0" relativeHeight="251672576" behindDoc="0" locked="0" layoutInCell="1" allowOverlap="1" wp14:anchorId="19C3880C" wp14:editId="546C38AB">
             <wp:simplePos x="0" y="0"/>
             <wp:positionH relativeFrom="column">
-              <wp:posOffset>4094480</wp:posOffset>
+              <wp:posOffset>3642995</wp:posOffset>
             </wp:positionH>
             <wp:positionV relativeFrom="paragraph">
-              <wp:posOffset>173990</wp:posOffset>
-            </wp:positionV>
-            <wp:extent cx="2152650" cy="2671445"/>
-            <wp:effectExtent l="0" t="0" r="0" b="0"/>
-            <wp:wrapNone/>
-            <wp:docPr id="1418905593" name="Image 1" descr="Une image contenant texte, capture d’écran, diagramme, Police&#10;&#10;Le contenu généré par l’IA peut être incorrect."/>
-            <wp:cNvGraphicFramePr>
-              <a:graphicFrameLocks xmlns:a="http://schemas.openxmlformats.org/drawingml/2006/main" noChangeAspect="1"/>
-            </wp:cNvGraphicFramePr>
-            <a:graphic xmlns:a="http://schemas.openxmlformats.org/drawingml/2006/main">
-              <a:graphicData uri="http://schemas.openxmlformats.org/drawingml/2006/picture">
-                <pic:pic xmlns:pic="http://schemas.openxmlformats.org/drawingml/2006/picture">
-                  <pic:nvPicPr>
-                    <pic:cNvPr id="1418905593" name="Image 1" descr="Une image contenant texte, capture d’écran, diagramme, Police&#10;&#10;Le contenu généré par l’IA peut être incorrect."/>
-                    <pic:cNvPicPr/>
-                  </pic:nvPicPr>
-                  <pic:blipFill>
-                    <a:blip r:embed="rId14" cstate="print">
-                      <a:extLst>
-                        <a:ext uri="{28A0092B-C50C-407E-A947-70E740481C1C}">
-                          <a14:useLocalDpi xmlns:a14="http://schemas.microsoft.com/office/drawing/2010/main" val="0"/>
-                        </a:ext>
-                      </a:extLst>
-                    </a:blip>
-                    <a:stretch>
-                      <a:fillRect/>
-                    </a:stretch>
-                  </pic:blipFill>
-                  <pic:spPr>
-                    <a:xfrm>
-                      <a:off x="0" y="0"/>
-                      <a:ext cx="2152650" cy="2671445"/>
-                    </a:xfrm>
-                    <a:prstGeom prst="rect">
-                      <a:avLst/>
-                    </a:prstGeom>
-                  </pic:spPr>
-                </pic:pic>
-              </a:graphicData>
-            </a:graphic>
-            <wp14:sizeRelH relativeFrom="margin">
-              <wp14:pctWidth>0</wp14:pctWidth>
-            </wp14:sizeRelH>
-            <wp14:sizeRelV relativeFrom="margin">
-              <wp14:pctHeight>0</wp14:pctHeight>
-            </wp14:sizeRelV>
-          </wp:anchor>
-        </w:drawing>
-      </w:r>
-    </w:p>
-    <w:p/>
-    <w:p/>
-    <w:p>
-      <w:r>
-        <w:rPr>
-          <w:noProof/>
-        </w:rPr>
-        <w:drawing>
-          <wp:anchor distT="0" distB="0" distL="114300" distR="114300" simplePos="0" relativeHeight="251686912" behindDoc="0" locked="0" layoutInCell="1" allowOverlap="1" wp14:anchorId="4F20C49B" wp14:editId="5597385E">
-            <wp:simplePos x="0" y="0"/>
-            <wp:positionH relativeFrom="column">
-              <wp:posOffset>-61595</wp:posOffset>
-            </wp:positionH>
-            <wp:positionV relativeFrom="paragraph">
-              <wp:posOffset>36017</wp:posOffset>
-            </wp:positionV>
-            <wp:extent cx="2214068" cy="3592538"/>
-            <wp:effectExtent l="0" t="0" r="0" b="8255"/>
-            <wp:wrapNone/>
-            <wp:docPr id="1759138579" name="Image 1" descr="Une image contenant texte, capture d’écran, conception, diagramme&#10;&#10;Le contenu généré par l’IA peut être incorrect."/>
-            <wp:cNvGraphicFramePr>
-              <a:graphicFrameLocks xmlns:a="http://schemas.openxmlformats.org/drawingml/2006/main" noChangeAspect="1"/>
-            </wp:cNvGraphicFramePr>
-            <a:graphic xmlns:a="http://schemas.openxmlformats.org/drawingml/2006/main">
-              <a:graphicData uri="http://schemas.openxmlformats.org/drawingml/2006/picture">
-                <pic:pic xmlns:pic="http://schemas.openxmlformats.org/drawingml/2006/picture">
-                  <pic:nvPicPr>
-                    <pic:cNvPr id="1759138579" name="Image 1" descr="Une image contenant texte, capture d’écran, conception, diagramme&#10;&#10;Le contenu généré par l’IA peut être incorrect."/>
-                    <pic:cNvPicPr/>
-                  </pic:nvPicPr>
-                  <pic:blipFill>
-                    <a:blip r:embed="rId15">
-                      <a:extLst>
-                        <a:ext uri="{28A0092B-C50C-407E-A947-70E740481C1C}">
-                          <a14:useLocalDpi xmlns:a14="http://schemas.microsoft.com/office/drawing/2010/main" val="0"/>
-                        </a:ext>
-                      </a:extLst>
-                    </a:blip>
-                    <a:stretch>
-                      <a:fillRect/>
-                    </a:stretch>
-                  </pic:blipFill>
-                  <pic:spPr>
-                    <a:xfrm>
-                      <a:off x="0" y="0"/>
-                      <a:ext cx="2214068" cy="3592538"/>
-                    </a:xfrm>
-                    <a:prstGeom prst="rect">
-                      <a:avLst/>
-                    </a:prstGeom>
-                  </pic:spPr>
-                </pic:pic>
-              </a:graphicData>
-            </a:graphic>
-            <wp14:sizeRelH relativeFrom="margin">
-              <wp14:pctWidth>0</wp14:pctWidth>
-            </wp14:sizeRelH>
-            <wp14:sizeRelV relativeFrom="margin">
-              <wp14:pctHeight>0</wp14:pctHeight>
-            </wp14:sizeRelV>
-          </wp:anchor>
-        </w:drawing>
-      </w:r>
-    </w:p>
-    <w:p/>
-    <w:p/>
-    <w:p/>
-    <w:p/>
-    <w:p/>
-    <w:p/>
-    <w:p/>
-    <w:p/>
-    <w:p>
-      <w:pPr>
-        <w:pStyle w:val="Titre3"/>
-        <w:ind w:left="720" w:firstLine="720"/>
-        <w:rPr>
-          <w:color w:val="000000"/>
-        </w:rPr>
-      </w:pPr>
-      <w:r>
-        <w:rPr>
-          <w:noProof/>
-          <w:color w:val="000000"/>
-        </w:rPr>
-        <w:lastRenderedPageBreak/>
-        <w:drawing>
-          <wp:anchor distT="0" distB="0" distL="114300" distR="114300" simplePos="0" relativeHeight="251693056" behindDoc="0" locked="0" layoutInCell="1" allowOverlap="1" wp14:anchorId="1F2B5F74" wp14:editId="0B694C9B">
-            <wp:simplePos x="0" y="0"/>
-            <wp:positionH relativeFrom="column">
-              <wp:posOffset>476885</wp:posOffset>
-            </wp:positionH>
-            <wp:positionV relativeFrom="paragraph">
-              <wp:posOffset>8890</wp:posOffset>
-            </wp:positionV>
-            <wp:extent cx="1650438" cy="3956197"/>
-            <wp:effectExtent l="0" t="0" r="6985" b="6350"/>
-            <wp:wrapNone/>
-            <wp:docPr id="1440479051" name="Image 1" descr="Une image contenant texte, capture d’écran, Police, conception&#10;&#10;Le contenu généré par l’IA peut être incorrect."/>
-            <wp:cNvGraphicFramePr>
-              <a:graphicFrameLocks xmlns:a="http://schemas.openxmlformats.org/drawingml/2006/main" noChangeAspect="1"/>
-            </wp:cNvGraphicFramePr>
-            <a:graphic xmlns:a="http://schemas.openxmlformats.org/drawingml/2006/main">
-              <a:graphicData uri="http://schemas.openxmlformats.org/drawingml/2006/picture">
-                <pic:pic xmlns:pic="http://schemas.openxmlformats.org/drawingml/2006/picture">
-                  <pic:nvPicPr>
-                    <pic:cNvPr id="1440479051" name="Image 1" descr="Une image contenant texte, capture d’écran, Police, conception&#10;&#10;Le contenu généré par l’IA peut être incorrect."/>
-                    <pic:cNvPicPr/>
-                  </pic:nvPicPr>
-                  <pic:blipFill>
-                    <a:blip r:embed="rId16">
-                      <a:extLst>
-                        <a:ext uri="{28A0092B-C50C-407E-A947-70E740481C1C}">
-                          <a14:useLocalDpi xmlns:a14="http://schemas.microsoft.com/office/drawing/2010/main" val="0"/>
-                        </a:ext>
-                      </a:extLst>
-                    </a:blip>
-                    <a:stretch>
-                      <a:fillRect/>
-                    </a:stretch>
-                  </pic:blipFill>
-                  <pic:spPr>
-                    <a:xfrm>
-                      <a:off x="0" y="0"/>
-                      <a:ext cx="1650438" cy="3956197"/>
-                    </a:xfrm>
-                    <a:prstGeom prst="rect">
-                      <a:avLst/>
-                    </a:prstGeom>
-                  </pic:spPr>
-                </pic:pic>
-              </a:graphicData>
-            </a:graphic>
-            <wp14:sizeRelH relativeFrom="margin">
-              <wp14:pctWidth>0</wp14:pctWidth>
-            </wp14:sizeRelH>
-            <wp14:sizeRelV relativeFrom="margin">
-              <wp14:pctHeight>0</wp14:pctHeight>
-            </wp14:sizeRelV>
-          </wp:anchor>
-        </w:drawing>
-      </w:r>
-      <w:r>
-        <w:rPr>
-          <w:noProof/>
-          <w:color w:val="000000"/>
-        </w:rPr>
-        <w:drawing>
-          <wp:anchor distT="0" distB="0" distL="114300" distR="114300" simplePos="0" relativeHeight="251692032" behindDoc="0" locked="0" layoutInCell="1" allowOverlap="1" wp14:anchorId="77BB93B2" wp14:editId="149F731A">
-            <wp:simplePos x="0" y="0"/>
-            <wp:positionH relativeFrom="column">
-              <wp:posOffset>3180080</wp:posOffset>
-            </wp:positionH>
-            <wp:positionV relativeFrom="paragraph">
-              <wp:posOffset>-191978</wp:posOffset>
-            </wp:positionV>
-            <wp:extent cx="3073850" cy="5139380"/>
-            <wp:effectExtent l="0" t="0" r="0" b="4445"/>
-            <wp:wrapNone/>
-            <wp:docPr id="925164694" name="Image 1" descr="Une image contenant texte, capture d’écran, Police, conception&#10;&#10;Le contenu généré par l’IA peut être incorrect."/>
-            <wp:cNvGraphicFramePr>
-              <a:graphicFrameLocks xmlns:a="http://schemas.openxmlformats.org/drawingml/2006/main" noChangeAspect="1"/>
-            </wp:cNvGraphicFramePr>
-            <a:graphic xmlns:a="http://schemas.openxmlformats.org/drawingml/2006/main">
-              <a:graphicData uri="http://schemas.openxmlformats.org/drawingml/2006/picture">
-                <pic:pic xmlns:pic="http://schemas.openxmlformats.org/drawingml/2006/picture">
-                  <pic:nvPicPr>
-                    <pic:cNvPr id="925164694" name="Image 1" descr="Une image contenant texte, capture d’écran, Police, conception&#10;&#10;Le contenu généré par l’IA peut être incorrect."/>
-                    <pic:cNvPicPr/>
-                  </pic:nvPicPr>
-                  <pic:blipFill>
-                    <a:blip r:embed="rId17">
-                      <a:extLst>
-                        <a:ext uri="{28A0092B-C50C-407E-A947-70E740481C1C}">
-                          <a14:useLocalDpi xmlns:a14="http://schemas.microsoft.com/office/drawing/2010/main" val="0"/>
-                        </a:ext>
-                      </a:extLst>
-                    </a:blip>
-                    <a:stretch>
-                      <a:fillRect/>
-                    </a:stretch>
-                  </pic:blipFill>
-                  <pic:spPr>
-                    <a:xfrm>
-                      <a:off x="0" y="0"/>
-                      <a:ext cx="3073850" cy="5139380"/>
-                    </a:xfrm>
-                    <a:prstGeom prst="rect">
-                      <a:avLst/>
-                    </a:prstGeom>
-                  </pic:spPr>
-                </pic:pic>
-              </a:graphicData>
-            </a:graphic>
-            <wp14:sizeRelH relativeFrom="margin">
-              <wp14:pctWidth>0</wp14:pctWidth>
-            </wp14:sizeRelH>
-            <wp14:sizeRelV relativeFrom="margin">
-              <wp14:pctHeight>0</wp14:pctHeight>
-            </wp14:sizeRelV>
-          </wp:anchor>
-        </w:drawing>
-      </w:r>
-    </w:p>
-    <w:p>
-      <w:pPr>
-        <w:pStyle w:val="Titre3"/>
-        <w:ind w:left="720" w:firstLine="720"/>
-        <w:rPr>
-          <w:color w:val="000000"/>
-        </w:rPr>
-      </w:pPr>
-    </w:p>
-    <w:p>
-      <w:pPr>
-        <w:pStyle w:val="Titre3"/>
-        <w:ind w:left="720" w:firstLine="720"/>
-        <w:rPr>
-          <w:color w:val="000000"/>
-        </w:rPr>
-      </w:pPr>
-    </w:p>
-    <w:p>
-      <w:pPr>
-        <w:pStyle w:val="Titre3"/>
-        <w:ind w:left="720" w:firstLine="720"/>
-        <w:rPr>
-          <w:color w:val="000000"/>
-        </w:rPr>
-      </w:pPr>
-    </w:p>
-    <w:p>
-      <w:pPr>
-        <w:pStyle w:val="Titre3"/>
-        <w:ind w:left="720" w:firstLine="720"/>
-        <w:rPr>
-          <w:color w:val="000000"/>
-        </w:rPr>
-      </w:pPr>
-    </w:p>
-    <w:p>
-      <w:pPr>
-        <w:pStyle w:val="Titre3"/>
-        <w:ind w:left="720" w:firstLine="720"/>
-        <w:rPr>
-          <w:color w:val="000000"/>
-        </w:rPr>
-      </w:pPr>
-    </w:p>
-    <w:p>
-      <w:pPr>
-        <w:pStyle w:val="Titre3"/>
-        <w:ind w:left="720" w:firstLine="720"/>
-        <w:rPr>
-          <w:color w:val="000000"/>
-        </w:rPr>
-      </w:pPr>
-    </w:p>
-    <w:p>
-      <w:pPr>
-        <w:pStyle w:val="Titre3"/>
-        <w:ind w:left="720" w:firstLine="720"/>
-        <w:rPr>
-          <w:color w:val="000000"/>
-        </w:rPr>
-      </w:pPr>
-    </w:p>
-    <w:p>
-      <w:pPr>
-        <w:pStyle w:val="Titre3"/>
-        <w:ind w:left="720" w:firstLine="720"/>
-        <w:rPr>
-          <w:color w:val="000000"/>
-        </w:rPr>
-      </w:pPr>
-    </w:p>
-    <w:p>
-      <w:pPr>
-        <w:pStyle w:val="Titre3"/>
-        <w:ind w:left="720" w:firstLine="720"/>
-        <w:rPr>
-          <w:color w:val="000000"/>
-        </w:rPr>
-      </w:pPr>
-    </w:p>
-    <w:p>
-      <w:pPr>
-        <w:pStyle w:val="Titre3"/>
-        <w:ind w:left="720" w:firstLine="720"/>
-        <w:rPr>
-          <w:color w:val="000000"/>
-        </w:rPr>
-      </w:pPr>
-    </w:p>
-    <w:p>
-      <w:pPr>
-        <w:pStyle w:val="Titre3"/>
-        <w:ind w:left="720" w:firstLine="720"/>
-        <w:rPr>
-          <w:color w:val="000000"/>
-        </w:rPr>
-      </w:pPr>
-    </w:p>
-    <w:p>
-      <w:pPr>
-        <w:pStyle w:val="Titre3"/>
-        <w:ind w:left="720" w:firstLine="720"/>
-        <w:rPr>
-          <w:color w:val="000000"/>
-        </w:rPr>
-      </w:pPr>
-    </w:p>
-    <w:p>
-      <w:pPr>
-        <w:pStyle w:val="Titre3"/>
-        <w:ind w:left="720" w:firstLine="720"/>
-        <w:rPr>
-          <w:color w:val="000000"/>
-        </w:rPr>
-      </w:pPr>
-    </w:p>
-    <w:p>
-      <w:pPr>
-        <w:pStyle w:val="Titre3"/>
-        <w:ind w:left="720" w:firstLine="720"/>
-        <w:rPr>
-          <w:color w:val="000000"/>
-        </w:rPr>
-      </w:pPr>
-    </w:p>
-    <w:p>
-      <w:pPr>
-        <w:pStyle w:val="Titre3"/>
-        <w:ind w:left="720" w:firstLine="720"/>
-        <w:rPr>
-          <w:color w:val="000000"/>
-        </w:rPr>
-      </w:pPr>
-    </w:p>
-    <w:p>
-      <w:pPr>
-        <w:pStyle w:val="Titre3"/>
-        <w:ind w:left="720" w:firstLine="720"/>
-        <w:rPr>
-          <w:color w:val="000000"/>
-        </w:rPr>
-      </w:pPr>
-    </w:p>
-    <w:p>
-      <w:pPr>
-        <w:pStyle w:val="Titre3"/>
-        <w:ind w:left="720" w:firstLine="720"/>
-        <w:rPr>
-          <w:color w:val="000000"/>
-        </w:rPr>
-      </w:pPr>
-    </w:p>
-    <w:p>
-      <w:pPr>
-        <w:pStyle w:val="Titre3"/>
-        <w:ind w:left="720" w:firstLine="720"/>
-        <w:rPr>
-          <w:color w:val="000000"/>
-        </w:rPr>
-      </w:pPr>
-    </w:p>
-    <w:p>
-      <w:pPr>
-        <w:pStyle w:val="Titre3"/>
-        <w:ind w:left="720" w:firstLine="720"/>
-        <w:rPr>
-          <w:color w:val="000000"/>
-        </w:rPr>
-      </w:pPr>
-    </w:p>
-    <w:p>
-      <w:pPr>
-        <w:pStyle w:val="Titre3"/>
-        <w:ind w:left="720" w:firstLine="720"/>
-        <w:rPr>
-          <w:color w:val="000000"/>
-        </w:rPr>
-      </w:pPr>
-    </w:p>
-    <w:p>
-      <w:pPr>
-        <w:pStyle w:val="Titre3"/>
-        <w:ind w:left="720" w:firstLine="720"/>
-        <w:rPr>
-          <w:color w:val="000000"/>
-        </w:rPr>
-      </w:pPr>
-    </w:p>
-    <w:p>
-      <w:pPr>
-        <w:pStyle w:val="Titre3"/>
-        <w:ind w:left="720" w:firstLine="720"/>
-        <w:rPr>
-          <w:color w:val="000000"/>
-          <w:u w:val="single"/>
-        </w:rPr>
-      </w:pPr>
-      <w:r>
-        <w:rPr>
-          <w:noProof/>
-        </w:rPr>
-        <w:lastRenderedPageBreak/>
-        <w:drawing>
-          <wp:anchor distT="0" distB="0" distL="114300" distR="114300" simplePos="0" relativeHeight="251659264" behindDoc="0" locked="0" layoutInCell="1" allowOverlap="1" wp14:anchorId="27F70C7B" wp14:editId="0F6C729D">
-            <wp:simplePos x="0" y="0"/>
-            <wp:positionH relativeFrom="column">
-              <wp:posOffset>2724150</wp:posOffset>
-            </wp:positionH>
-            <wp:positionV relativeFrom="paragraph">
-              <wp:posOffset>318770</wp:posOffset>
-            </wp:positionV>
-            <wp:extent cx="3019425" cy="1939575"/>
-            <wp:effectExtent l="0" t="0" r="0" b="3810"/>
-            <wp:wrapNone/>
-            <wp:docPr id="1002777639" name="Image 5" descr="Une image contenant texte, capture d’écran, Police, conception&#10;&#10;Le contenu généré par l’IA peut être incorrect."/>
-            <wp:cNvGraphicFramePr>
-              <a:graphicFrameLocks xmlns:a="http://schemas.openxmlformats.org/drawingml/2006/main" noChangeAspect="1"/>
-            </wp:cNvGraphicFramePr>
-            <a:graphic xmlns:a="http://schemas.openxmlformats.org/drawingml/2006/main">
-              <a:graphicData uri="http://schemas.openxmlformats.org/drawingml/2006/picture">
-                <pic:pic xmlns:pic="http://schemas.openxmlformats.org/drawingml/2006/picture">
-                  <pic:nvPicPr>
-                    <pic:cNvPr id="1002777639" name="Image 5" descr="Une image contenant texte, capture d’écran, Police, conception&#10;&#10;Le contenu généré par l’IA peut être incorrect."/>
-                    <pic:cNvPicPr>
-                      <a:picLocks noChangeAspect="1" noChangeArrowheads="1"/>
-                    </pic:cNvPicPr>
-                  </pic:nvPicPr>
-                  <pic:blipFill>
-                    <a:blip r:embed="rId18" cstate="print">
-                      <a:extLst>
-                        <a:ext uri="{28A0092B-C50C-407E-A947-70E740481C1C}">
-                          <a14:useLocalDpi xmlns:a14="http://schemas.microsoft.com/office/drawing/2010/main" val="0"/>
-                        </a:ext>
-                      </a:extLst>
-                    </a:blip>
-                    <a:srcRect/>
-                    <a:stretch>
-                      <a:fillRect/>
-                    </a:stretch>
-                  </pic:blipFill>
-                  <pic:spPr bwMode="auto">
-                    <a:xfrm>
-                      <a:off x="0" y="0"/>
-                      <a:ext cx="3019425" cy="1939575"/>
-                    </a:xfrm>
-                    <a:prstGeom prst="rect">
-                      <a:avLst/>
-                    </a:prstGeom>
-                    <a:noFill/>
-                    <a:ln>
-                      <a:noFill/>
-                    </a:ln>
-                  </pic:spPr>
-                </pic:pic>
-              </a:graphicData>
-            </a:graphic>
-            <wp14:sizeRelH relativeFrom="margin">
-              <wp14:pctWidth>0</wp14:pctWidth>
-            </wp14:sizeRelH>
-            <wp14:sizeRelV relativeFrom="margin">
-              <wp14:pctHeight>0</wp14:pctHeight>
-            </wp14:sizeRelV>
-          </wp:anchor>
-        </w:drawing>
-      </w:r>
-      <w:r>
-        <w:rPr>
-          <w:noProof/>
-        </w:rPr>
-        <w:drawing>
-          <wp:anchor distT="0" distB="0" distL="114300" distR="114300" simplePos="0" relativeHeight="251658240" behindDoc="0" locked="0" layoutInCell="1" allowOverlap="1" wp14:anchorId="28B7A30E" wp14:editId="3C4E6566">
-            <wp:simplePos x="0" y="0"/>
-            <wp:positionH relativeFrom="column">
-              <wp:posOffset>-114300</wp:posOffset>
-            </wp:positionH>
-            <wp:positionV relativeFrom="paragraph">
-              <wp:posOffset>480060</wp:posOffset>
-            </wp:positionV>
-            <wp:extent cx="2305050" cy="2039439"/>
-            <wp:effectExtent l="0" t="0" r="0" b="635"/>
-            <wp:wrapNone/>
-            <wp:docPr id="782925303" name="Image 6" descr="Une image contenant texte, capture d’écran, conception&#10;&#10;Le contenu généré par l’IA peut être incorrect."/>
-            <wp:cNvGraphicFramePr>
-              <a:graphicFrameLocks xmlns:a="http://schemas.openxmlformats.org/drawingml/2006/main" noChangeAspect="1"/>
-            </wp:cNvGraphicFramePr>
-            <a:graphic xmlns:a="http://schemas.openxmlformats.org/drawingml/2006/main">
-              <a:graphicData uri="http://schemas.openxmlformats.org/drawingml/2006/picture">
-                <pic:pic xmlns:pic="http://schemas.openxmlformats.org/drawingml/2006/picture">
-                  <pic:nvPicPr>
-                    <pic:cNvPr id="782925303" name="Image 6" descr="Une image contenant texte, capture d’écran, conception&#10;&#10;Le contenu généré par l’IA peut être incorrect."/>
-                    <pic:cNvPicPr>
-                      <a:picLocks noChangeAspect="1" noChangeArrowheads="1"/>
-                    </pic:cNvPicPr>
-                  </pic:nvPicPr>
-                  <pic:blipFill>
-                    <a:blip r:embed="rId19" cstate="print">
-                      <a:extLst>
-                        <a:ext uri="{28A0092B-C50C-407E-A947-70E740481C1C}">
-                          <a14:useLocalDpi xmlns:a14="http://schemas.microsoft.com/office/drawing/2010/main" val="0"/>
-                        </a:ext>
-                      </a:extLst>
-                    </a:blip>
-                    <a:srcRect/>
-                    <a:stretch>
-                      <a:fillRect/>
-                    </a:stretch>
-                  </pic:blipFill>
-                  <pic:spPr bwMode="auto">
-                    <a:xfrm>
-                      <a:off x="0" y="0"/>
-                      <a:ext cx="2305050" cy="2039439"/>
-                    </a:xfrm>
-                    <a:prstGeom prst="rect">
-                      <a:avLst/>
-                    </a:prstGeom>
-                    <a:noFill/>
-                    <a:ln>
-                      <a:noFill/>
-                    </a:ln>
-                  </pic:spPr>
-                </pic:pic>
-              </a:graphicData>
-            </a:graphic>
-            <wp14:sizeRelH relativeFrom="margin">
-              <wp14:pctWidth>0</wp14:pctWidth>
-            </wp14:sizeRelH>
-            <wp14:sizeRelV relativeFrom="margin">
-              <wp14:pctHeight>0</wp14:pctHeight>
-            </wp14:sizeRelV>
-          </wp:anchor>
-        </w:drawing>
-      </w:r>
-      <w:r>
-        <w:rPr>
-          <w:color w:val="000000"/>
-        </w:rPr>
-        <w:t xml:space="preserve">5.1.2. </w:t>
-      </w:r>
-      <w:r>
-        <w:rPr>
-          <w:color w:val="000000"/>
-          <w:u w:val="single"/>
-        </w:rPr>
-        <w:t>Maquettes</w:t>
-      </w:r>
-    </w:p>
-    <w:p/>
-    <w:p/>
-    <w:p/>
-    <w:p/>
-    <w:p/>
-    <w:p/>
-    <w:p/>
-    <w:p/>
-    <w:p/>
-    <w:p>
-      <w:r>
-        <w:rPr>
-          <w:noProof/>
-        </w:rPr>
-        <w:drawing>
-          <wp:anchor distT="0" distB="0" distL="114300" distR="114300" simplePos="0" relativeHeight="251661312" behindDoc="0" locked="0" layoutInCell="1" allowOverlap="1" wp14:anchorId="4F92E1ED" wp14:editId="27182B79">
-            <wp:simplePos x="0" y="0"/>
-            <wp:positionH relativeFrom="column">
-              <wp:posOffset>2724150</wp:posOffset>
-            </wp:positionH>
-            <wp:positionV relativeFrom="paragraph">
-              <wp:posOffset>156845</wp:posOffset>
-            </wp:positionV>
-            <wp:extent cx="2809875" cy="2214245"/>
-            <wp:effectExtent l="0" t="0" r="9525" b="0"/>
-            <wp:wrapNone/>
-            <wp:docPr id="1759751802" name="Image 3" descr="Une image contenant texte, capture d’écran, Police, conception&#10;&#10;Le contenu généré par l’IA peut être incorrect."/>
-            <wp:cNvGraphicFramePr>
-              <a:graphicFrameLocks xmlns:a="http://schemas.openxmlformats.org/drawingml/2006/main" noChangeAspect="1"/>
-            </wp:cNvGraphicFramePr>
-            <a:graphic xmlns:a="http://schemas.openxmlformats.org/drawingml/2006/main">
-              <a:graphicData uri="http://schemas.openxmlformats.org/drawingml/2006/picture">
-                <pic:pic xmlns:pic="http://schemas.openxmlformats.org/drawingml/2006/picture">
-                  <pic:nvPicPr>
-                    <pic:cNvPr id="1759751802" name="Image 3" descr="Une image contenant texte, capture d’écran, Police, conception&#10;&#10;Le contenu généré par l’IA peut être incorrect."/>
-                    <pic:cNvPicPr>
-                      <a:picLocks noChangeAspect="1" noChangeArrowheads="1"/>
-                    </pic:cNvPicPr>
-                  </pic:nvPicPr>
-                  <pic:blipFill>
-                    <a:blip r:embed="rId20" cstate="print">
-                      <a:extLst>
-                        <a:ext uri="{28A0092B-C50C-407E-A947-70E740481C1C}">
-                          <a14:useLocalDpi xmlns:a14="http://schemas.microsoft.com/office/drawing/2010/main" val="0"/>
-                        </a:ext>
-                      </a:extLst>
-                    </a:blip>
-                    <a:srcRect/>
-                    <a:stretch>
-                      <a:fillRect/>
-                    </a:stretch>
-                  </pic:blipFill>
-                  <pic:spPr bwMode="auto">
-                    <a:xfrm>
-                      <a:off x="0" y="0"/>
-                      <a:ext cx="2809875" cy="2214245"/>
-                    </a:xfrm>
-                    <a:prstGeom prst="rect">
-                      <a:avLst/>
-                    </a:prstGeom>
-                    <a:noFill/>
-                    <a:ln>
-                      <a:noFill/>
-                    </a:ln>
-                  </pic:spPr>
-                </pic:pic>
-              </a:graphicData>
-            </a:graphic>
-            <wp14:sizeRelH relativeFrom="margin">
-              <wp14:pctWidth>0</wp14:pctWidth>
-            </wp14:sizeRelH>
-            <wp14:sizeRelV relativeFrom="margin">
-              <wp14:pctHeight>0</wp14:pctHeight>
-            </wp14:sizeRelV>
-          </wp:anchor>
-        </w:drawing>
-      </w:r>
-    </w:p>
-    <w:p/>
-    <w:p>
-      <w:r>
-        <w:rPr>
-          <w:noProof/>
-        </w:rPr>
-        <w:drawing>
-          <wp:anchor distT="0" distB="0" distL="114300" distR="114300" simplePos="0" relativeHeight="251660288" behindDoc="0" locked="0" layoutInCell="1" allowOverlap="1" wp14:anchorId="4BA68D98" wp14:editId="0A4C3B4F">
-            <wp:simplePos x="0" y="0"/>
-            <wp:positionH relativeFrom="column">
-              <wp:posOffset>-171450</wp:posOffset>
-            </wp:positionH>
-            <wp:positionV relativeFrom="paragraph">
-              <wp:posOffset>91440</wp:posOffset>
-            </wp:positionV>
-            <wp:extent cx="2219130" cy="2000250"/>
-            <wp:effectExtent l="0" t="0" r="0" b="0"/>
-            <wp:wrapNone/>
-            <wp:docPr id="865089005" name="Image 4" descr="Une image contenant texte, capture d’écran, Police, conception&#10;&#10;Le contenu généré par l’IA peut être incorrect."/>
-            <wp:cNvGraphicFramePr>
-              <a:graphicFrameLocks xmlns:a="http://schemas.openxmlformats.org/drawingml/2006/main" noChangeAspect="1"/>
-            </wp:cNvGraphicFramePr>
-            <a:graphic xmlns:a="http://schemas.openxmlformats.org/drawingml/2006/main">
-              <a:graphicData uri="http://schemas.openxmlformats.org/drawingml/2006/picture">
-                <pic:pic xmlns:pic="http://schemas.openxmlformats.org/drawingml/2006/picture">
-                  <pic:nvPicPr>
-                    <pic:cNvPr id="865089005" name="Image 4" descr="Une image contenant texte, capture d’écran, Police, conception&#10;&#10;Le contenu généré par l’IA peut être incorrect."/>
-                    <pic:cNvPicPr>
-                      <a:picLocks noChangeAspect="1" noChangeArrowheads="1"/>
-                    </pic:cNvPicPr>
-                  </pic:nvPicPr>
-                  <pic:blipFill>
-                    <a:blip r:embed="rId21" cstate="print">
-                      <a:extLst>
-                        <a:ext uri="{28A0092B-C50C-407E-A947-70E740481C1C}">
-                          <a14:useLocalDpi xmlns:a14="http://schemas.microsoft.com/office/drawing/2010/main" val="0"/>
-                        </a:ext>
-                      </a:extLst>
-                    </a:blip>
-                    <a:srcRect/>
-                    <a:stretch>
-                      <a:fillRect/>
-                    </a:stretch>
-                  </pic:blipFill>
-                  <pic:spPr bwMode="auto">
-                    <a:xfrm>
-                      <a:off x="0" y="0"/>
-                      <a:ext cx="2227260" cy="2007578"/>
-                    </a:xfrm>
-                    <a:prstGeom prst="rect">
-                      <a:avLst/>
-                    </a:prstGeom>
-                    <a:noFill/>
-                    <a:ln>
-                      <a:noFill/>
-                    </a:ln>
-                  </pic:spPr>
-                </pic:pic>
-              </a:graphicData>
-            </a:graphic>
-            <wp14:sizeRelH relativeFrom="margin">
-              <wp14:pctWidth>0</wp14:pctWidth>
-            </wp14:sizeRelH>
-            <wp14:sizeRelV relativeFrom="margin">
-              <wp14:pctHeight>0</wp14:pctHeight>
-            </wp14:sizeRelV>
-          </wp:anchor>
-        </w:drawing>
-      </w:r>
-    </w:p>
-    <w:p/>
-    <w:p/>
-    <w:p/>
-    <w:p/>
-    <w:p/>
-    <w:p/>
-    <w:p/>
-    <w:p/>
-    <w:p/>
-    <w:p>
-      <w:r>
-        <w:rPr>
-          <w:noProof/>
-        </w:rPr>
-        <w:drawing>
-          <wp:anchor distT="0" distB="0" distL="114300" distR="114300" simplePos="0" relativeHeight="251663360" behindDoc="0" locked="0" layoutInCell="1" allowOverlap="1" wp14:anchorId="7231442B" wp14:editId="0E87CFF3">
-            <wp:simplePos x="0" y="0"/>
-            <wp:positionH relativeFrom="column">
-              <wp:posOffset>2653030</wp:posOffset>
-            </wp:positionH>
-            <wp:positionV relativeFrom="paragraph">
-              <wp:posOffset>151765</wp:posOffset>
-            </wp:positionV>
-            <wp:extent cx="3092450" cy="1313180"/>
-            <wp:effectExtent l="0" t="0" r="0" b="1270"/>
-            <wp:wrapNone/>
-            <wp:docPr id="248912140" name="Image 1" descr="Une image contenant texte, capture d’écran, Police, diagramme&#10;&#10;Le contenu généré par l’IA peut être incorrect."/>
-            <wp:cNvGraphicFramePr>
-              <a:graphicFrameLocks xmlns:a="http://schemas.openxmlformats.org/drawingml/2006/main" noChangeAspect="1"/>
-            </wp:cNvGraphicFramePr>
-            <a:graphic xmlns:a="http://schemas.openxmlformats.org/drawingml/2006/main">
-              <a:graphicData uri="http://schemas.openxmlformats.org/drawingml/2006/picture">
-                <pic:pic xmlns:pic="http://schemas.openxmlformats.org/drawingml/2006/picture">
-                  <pic:nvPicPr>
-                    <pic:cNvPr id="248912140" name="Image 1" descr="Une image contenant texte, capture d’écran, Police, diagramme&#10;&#10;Le contenu généré par l’IA peut être incorrect."/>
-                    <pic:cNvPicPr>
-                      <a:picLocks noChangeAspect="1" noChangeArrowheads="1"/>
-                    </pic:cNvPicPr>
-                  </pic:nvPicPr>
-                  <pic:blipFill>
-                    <a:blip r:embed="rId22" cstate="print">
-                      <a:extLst>
-                        <a:ext uri="{28A0092B-C50C-407E-A947-70E740481C1C}">
-                          <a14:useLocalDpi xmlns:a14="http://schemas.microsoft.com/office/drawing/2010/main" val="0"/>
-                        </a:ext>
-                      </a:extLst>
-                    </a:blip>
-                    <a:srcRect/>
-                    <a:stretch>
-                      <a:fillRect/>
-                    </a:stretch>
-                  </pic:blipFill>
-                  <pic:spPr bwMode="auto">
-                    <a:xfrm>
-                      <a:off x="0" y="0"/>
-                      <a:ext cx="3092450" cy="1313180"/>
-                    </a:xfrm>
-                    <a:prstGeom prst="rect">
-                      <a:avLst/>
-                    </a:prstGeom>
-                    <a:noFill/>
-                    <a:ln>
-                      <a:noFill/>
-                    </a:ln>
-                  </pic:spPr>
-                </pic:pic>
-              </a:graphicData>
-            </a:graphic>
-            <wp14:sizeRelH relativeFrom="margin">
-              <wp14:pctWidth>0</wp14:pctWidth>
-            </wp14:sizeRelH>
-            <wp14:sizeRelV relativeFrom="margin">
-              <wp14:pctHeight>0</wp14:pctHeight>
-            </wp14:sizeRelV>
-          </wp:anchor>
-        </w:drawing>
-      </w:r>
-      <w:r>
-        <w:rPr>
-          <w:noProof/>
-        </w:rPr>
-        <w:drawing>
-          <wp:anchor distT="0" distB="0" distL="114300" distR="114300" simplePos="0" relativeHeight="251662336" behindDoc="0" locked="0" layoutInCell="1" allowOverlap="1" wp14:anchorId="50F2158B" wp14:editId="26EF103B">
-            <wp:simplePos x="0" y="0"/>
-            <wp:positionH relativeFrom="column">
-              <wp:posOffset>-113698</wp:posOffset>
-            </wp:positionH>
-            <wp:positionV relativeFrom="paragraph">
-              <wp:posOffset>195580</wp:posOffset>
-            </wp:positionV>
-            <wp:extent cx="2122170" cy="1311275"/>
-            <wp:effectExtent l="0" t="0" r="0" b="3175"/>
-            <wp:wrapNone/>
-            <wp:docPr id="623255153" name="Image 2" descr="Une image contenant texte, capture d’écran, Police, logo&#10;&#10;Le contenu généré par l’IA peut être incorrect."/>
-            <wp:cNvGraphicFramePr>
-              <a:graphicFrameLocks xmlns:a="http://schemas.openxmlformats.org/drawingml/2006/main" noChangeAspect="1"/>
-            </wp:cNvGraphicFramePr>
-            <a:graphic xmlns:a="http://schemas.openxmlformats.org/drawingml/2006/main">
-              <a:graphicData uri="http://schemas.openxmlformats.org/drawingml/2006/picture">
-                <pic:pic xmlns:pic="http://schemas.openxmlformats.org/drawingml/2006/picture">
-                  <pic:nvPicPr>
-                    <pic:cNvPr id="623255153" name="Image 2" descr="Une image contenant texte, capture d’écran, Police, logo&#10;&#10;Le contenu généré par l’IA peut être incorrect."/>
-                    <pic:cNvPicPr>
-                      <a:picLocks noChangeAspect="1" noChangeArrowheads="1"/>
-                    </pic:cNvPicPr>
-                  </pic:nvPicPr>
-                  <pic:blipFill>
-                    <a:blip r:embed="rId23" cstate="print">
-                      <a:extLst>
-                        <a:ext uri="{28A0092B-C50C-407E-A947-70E740481C1C}">
-                          <a14:useLocalDpi xmlns:a14="http://schemas.microsoft.com/office/drawing/2010/main" val="0"/>
-                        </a:ext>
-                      </a:extLst>
-                    </a:blip>
-                    <a:srcRect/>
-                    <a:stretch>
-                      <a:fillRect/>
-                    </a:stretch>
-                  </pic:blipFill>
-                  <pic:spPr bwMode="auto">
-                    <a:xfrm>
-                      <a:off x="0" y="0"/>
-                      <a:ext cx="2122170" cy="1311275"/>
-                    </a:xfrm>
-                    <a:prstGeom prst="rect">
-                      <a:avLst/>
-                    </a:prstGeom>
-                    <a:noFill/>
-                    <a:ln>
-                      <a:noFill/>
-                    </a:ln>
-                  </pic:spPr>
-                </pic:pic>
-              </a:graphicData>
-            </a:graphic>
-            <wp14:sizeRelH relativeFrom="margin">
-              <wp14:pctWidth>0</wp14:pctWidth>
-            </wp14:sizeRelH>
-            <wp14:sizeRelV relativeFrom="margin">
-              <wp14:pctHeight>0</wp14:pctHeight>
-            </wp14:sizeRelV>
-          </wp:anchor>
-        </w:drawing>
-      </w:r>
-    </w:p>
-    <w:p/>
-    <w:p/>
-    <w:p/>
-    <w:p/>
-    <w:p/>
-    <w:p>
-      <w:r>
-        <w:rPr>
-          <w:noProof/>
-        </w:rPr>
-        <w:drawing>
-          <wp:anchor distT="0" distB="0" distL="114300" distR="114300" simplePos="0" relativeHeight="251672576" behindDoc="0" locked="0" layoutInCell="1" allowOverlap="1" wp14:anchorId="19C3880C" wp14:editId="42CDF5D6">
-            <wp:simplePos x="0" y="0"/>
-            <wp:positionH relativeFrom="column">
-              <wp:posOffset>2119168</wp:posOffset>
-            </wp:positionH>
-            <wp:positionV relativeFrom="paragraph">
-              <wp:posOffset>107422</wp:posOffset>
+              <wp:posOffset>10795</wp:posOffset>
             </wp:positionV>
             <wp:extent cx="1844675" cy="4621530"/>
             <wp:effectExtent l="0" t="0" r="3175" b="7620"/>
@@ -2470,7 +2148,7 @@
                     </pic:cNvPicPr>
                   </pic:nvPicPr>
                   <pic:blipFill>
-                    <a:blip r:embed="rId24" cstate="print">
+                    <a:blip r:embed="rId17" cstate="print">
                       <a:extLst>
                         <a:ext uri="{28A0092B-C50C-407E-A947-70E740481C1C}">
                           <a14:useLocalDpi xmlns:a14="http://schemas.microsoft.com/office/drawing/2010/main" val="0"/>
@@ -2508,26 +2186,24 @@
         </w:drawing>
       </w:r>
     </w:p>
-    <w:p/>
-    <w:p/>
     <w:p>
       <w:r>
         <w:rPr>
           <w:noProof/>
         </w:rPr>
         <w:drawing>
-          <wp:anchor distT="0" distB="0" distL="114300" distR="114300" simplePos="0" relativeHeight="251666432" behindDoc="0" locked="0" layoutInCell="1" allowOverlap="1" wp14:anchorId="16911537" wp14:editId="2D6B86B3">
+          <wp:anchor distT="0" distB="0" distL="114300" distR="114300" simplePos="0" relativeHeight="251686912" behindDoc="0" locked="0" layoutInCell="1" allowOverlap="1" wp14:anchorId="4F20C49B" wp14:editId="23E7E956">
             <wp:simplePos x="0" y="0"/>
             <wp:positionH relativeFrom="column">
-              <wp:posOffset>152285</wp:posOffset>
+              <wp:posOffset>14605</wp:posOffset>
             </wp:positionH>
             <wp:positionV relativeFrom="paragraph">
-              <wp:posOffset>41951</wp:posOffset>
+              <wp:posOffset>5080</wp:posOffset>
             </wp:positionV>
-            <wp:extent cx="1829435" cy="5288280"/>
-            <wp:effectExtent l="0" t="0" r="0" b="7620"/>
+            <wp:extent cx="2214068" cy="3592538"/>
+            <wp:effectExtent l="0" t="0" r="0" b="8255"/>
             <wp:wrapNone/>
-            <wp:docPr id="700383581" name="Image 1"/>
+            <wp:docPr id="1759138579" name="Image 1" descr="Une image contenant texte, capture d’écran, conception, diagramme&#10;&#10;Le contenu généré par l’IA peut être incorrect."/>
             <wp:cNvGraphicFramePr>
               <a:graphicFrameLocks xmlns:a="http://schemas.openxmlformats.org/drawingml/2006/main" noChangeAspect="1"/>
             </wp:cNvGraphicFramePr>
@@ -2535,36 +2211,29 @@
               <a:graphicData uri="http://schemas.openxmlformats.org/drawingml/2006/picture">
                 <pic:pic xmlns:pic="http://schemas.openxmlformats.org/drawingml/2006/picture">
                   <pic:nvPicPr>
-                    <pic:cNvPr id="0" name="Picture 1"/>
-                    <pic:cNvPicPr>
-                      <a:picLocks noChangeAspect="1" noChangeArrowheads="1"/>
-                    </pic:cNvPicPr>
+                    <pic:cNvPr id="1759138579" name="Image 1" descr="Une image contenant texte, capture d’écran, conception, diagramme&#10;&#10;Le contenu généré par l’IA peut être incorrect."/>
+                    <pic:cNvPicPr/>
                   </pic:nvPicPr>
                   <pic:blipFill>
-                    <a:blip r:embed="rId25" cstate="print">
+                    <a:blip r:embed="rId18">
                       <a:extLst>
                         <a:ext uri="{28A0092B-C50C-407E-A947-70E740481C1C}">
                           <a14:useLocalDpi xmlns:a14="http://schemas.microsoft.com/office/drawing/2010/main" val="0"/>
                         </a:ext>
                       </a:extLst>
                     </a:blip>
-                    <a:srcRect/>
                     <a:stretch>
                       <a:fillRect/>
                     </a:stretch>
                   </pic:blipFill>
-                  <pic:spPr bwMode="auto">
+                  <pic:spPr>
                     <a:xfrm>
                       <a:off x="0" y="0"/>
-                      <a:ext cx="1829435" cy="5288280"/>
+                      <a:ext cx="2214068" cy="3592538"/>
                     </a:xfrm>
                     <a:prstGeom prst="rect">
                       <a:avLst/>
                     </a:prstGeom>
-                    <a:noFill/>
-                    <a:ln>
-                      <a:noFill/>
-                    </a:ln>
                   </pic:spPr>
                 </pic:pic>
               </a:graphicData>
@@ -2593,7 +2262,87 @@
     <w:p/>
     <w:p/>
     <w:p/>
-    <w:p/>
+    <w:p>
+      <w:pPr>
+        <w:pStyle w:val="Titre3"/>
+        <w:ind w:left="720" w:firstLine="720"/>
+        <w:rPr>
+          <w:color w:val="000000"/>
+          <w:u w:val="single"/>
+        </w:rPr>
+      </w:pPr>
+      <w:bookmarkStart w:id="13" w:name="_heading=h.7cpah6l43vkf" w:colFirst="0" w:colLast="0"/>
+      <w:bookmarkEnd w:id="13"/>
+      <w:r>
+        <w:rPr>
+          <w:color w:val="000000"/>
+        </w:rPr>
+        <w:lastRenderedPageBreak/>
+        <w:t xml:space="preserve">5.1.3. </w:t>
+      </w:r>
+      <w:r>
+        <w:rPr>
+          <w:color w:val="000000"/>
+          <w:u w:val="single"/>
+        </w:rPr>
+        <w:t>Arborescences</w:t>
+      </w:r>
+    </w:p>
+    <w:p>
+      <w:pPr>
+        <w:pStyle w:val="Titre2"/>
+        <w:ind w:left="720"/>
+        <w:rPr>
+          <w:u w:val="single"/>
+        </w:rPr>
+      </w:pPr>
+      <w:bookmarkStart w:id="14" w:name="_heading=h.ri4n2nlk4x5y" w:colFirst="0" w:colLast="0"/>
+      <w:bookmarkEnd w:id="14"/>
+      <w:r>
+        <w:t xml:space="preserve">5.2. </w:t>
+      </w:r>
+      <w:r>
+        <w:rPr>
+          <w:u w:val="single"/>
+        </w:rPr>
+        <w:t xml:space="preserve">Le </w:t>
+      </w:r>
+      <w:proofErr w:type="spellStart"/>
+      <w:r>
+        <w:rPr>
+          <w:u w:val="single"/>
+        </w:rPr>
+        <w:t>back-end</w:t>
+      </w:r>
+      <w:proofErr w:type="spellEnd"/>
+    </w:p>
+    <w:p/>
+    <w:p/>
+    <w:p>
+      <w:pPr>
+        <w:pStyle w:val="Titre3"/>
+        <w:ind w:left="720" w:firstLine="720"/>
+        <w:rPr>
+          <w:color w:val="000000"/>
+          <w:u w:val="single"/>
+        </w:rPr>
+      </w:pPr>
+      <w:bookmarkStart w:id="15" w:name="_heading=h.4hfnlk8rv9if" w:colFirst="0" w:colLast="0"/>
+      <w:bookmarkEnd w:id="15"/>
+      <w:r>
+        <w:rPr>
+          <w:color w:val="000000"/>
+        </w:rPr>
+        <w:t xml:space="preserve">5.2.1. </w:t>
+      </w:r>
+      <w:r>
+        <w:rPr>
+          <w:color w:val="000000"/>
+          <w:u w:val="single"/>
+        </w:rPr>
+        <w:t>Diagramme de cas d’utilisation</w:t>
+      </w:r>
+    </w:p>
     <w:p/>
     <w:p/>
     <w:p/>
@@ -2602,439 +2351,16 @@
       <w:r>
         <w:rPr>
           <w:noProof/>
-        </w:rPr>
-        <w:lastRenderedPageBreak/>
+          <w:color w:val="000000"/>
+        </w:rPr>
         <w:drawing>
-          <wp:anchor distT="0" distB="0" distL="114300" distR="114300" simplePos="0" relativeHeight="251669504" behindDoc="0" locked="0" layoutInCell="1" allowOverlap="1" wp14:anchorId="0CE9D0D9" wp14:editId="7CC0DE48">
+          <wp:anchor distT="0" distB="0" distL="114300" distR="114300" simplePos="0" relativeHeight="251679744" behindDoc="0" locked="0" layoutInCell="1" allowOverlap="1" wp14:anchorId="481F8E3A" wp14:editId="21544F73">
             <wp:simplePos x="0" y="0"/>
             <wp:positionH relativeFrom="column">
-              <wp:posOffset>5658485</wp:posOffset>
+              <wp:posOffset>561975</wp:posOffset>
             </wp:positionH>
             <wp:positionV relativeFrom="paragraph">
-              <wp:posOffset>-459286</wp:posOffset>
-            </wp:positionV>
-            <wp:extent cx="1190567" cy="8273212"/>
-            <wp:effectExtent l="0" t="0" r="0" b="0"/>
-            <wp:wrapNone/>
-            <wp:docPr id="98747179" name="Image 2"/>
-            <wp:cNvGraphicFramePr>
-              <a:graphicFrameLocks xmlns:a="http://schemas.openxmlformats.org/drawingml/2006/main" noChangeAspect="1"/>
-            </wp:cNvGraphicFramePr>
-            <a:graphic xmlns:a="http://schemas.openxmlformats.org/drawingml/2006/main">
-              <a:graphicData uri="http://schemas.openxmlformats.org/drawingml/2006/picture">
-                <pic:pic xmlns:pic="http://schemas.openxmlformats.org/drawingml/2006/picture">
-                  <pic:nvPicPr>
-                    <pic:cNvPr id="0" name="Picture 2"/>
-                    <pic:cNvPicPr>
-                      <a:picLocks noChangeAspect="1" noChangeArrowheads="1"/>
-                    </pic:cNvPicPr>
-                  </pic:nvPicPr>
-                  <pic:blipFill>
-                    <a:blip r:embed="rId26" cstate="print">
-                      <a:extLst>
-                        <a:ext uri="{28A0092B-C50C-407E-A947-70E740481C1C}">
-                          <a14:useLocalDpi xmlns:a14="http://schemas.microsoft.com/office/drawing/2010/main" val="0"/>
-                        </a:ext>
-                      </a:extLst>
-                    </a:blip>
-                    <a:srcRect/>
-                    <a:stretch>
-                      <a:fillRect/>
-                    </a:stretch>
-                  </pic:blipFill>
-                  <pic:spPr bwMode="auto">
-                    <a:xfrm>
-                      <a:off x="0" y="0"/>
-                      <a:ext cx="1190567" cy="8273212"/>
-                    </a:xfrm>
-                    <a:prstGeom prst="rect">
-                      <a:avLst/>
-                    </a:prstGeom>
-                    <a:noFill/>
-                    <a:ln>
-                      <a:noFill/>
-                    </a:ln>
-                  </pic:spPr>
-                </pic:pic>
-              </a:graphicData>
-            </a:graphic>
-            <wp14:sizeRelH relativeFrom="margin">
-              <wp14:pctWidth>0</wp14:pctWidth>
-            </wp14:sizeRelH>
-            <wp14:sizeRelV relativeFrom="margin">
-              <wp14:pctHeight>0</wp14:pctHeight>
-            </wp14:sizeRelV>
-          </wp:anchor>
-        </w:drawing>
-      </w:r>
-      <w:r>
-        <w:rPr>
-          <w:noProof/>
-        </w:rPr>
-        <w:drawing>
-          <wp:anchor distT="0" distB="0" distL="114300" distR="114300" simplePos="0" relativeHeight="251671552" behindDoc="0" locked="0" layoutInCell="1" allowOverlap="1" wp14:anchorId="5162A7FE" wp14:editId="719F0648">
-            <wp:simplePos x="0" y="0"/>
-            <wp:positionH relativeFrom="column">
-              <wp:posOffset>3703378</wp:posOffset>
-            </wp:positionH>
-            <wp:positionV relativeFrom="paragraph">
-              <wp:posOffset>-416197</wp:posOffset>
-            </wp:positionV>
-            <wp:extent cx="1805049" cy="5369095"/>
-            <wp:effectExtent l="0" t="0" r="5080" b="3175"/>
-            <wp:wrapNone/>
-            <wp:docPr id="1896507642" name="Image 3"/>
-            <wp:cNvGraphicFramePr>
-              <a:graphicFrameLocks xmlns:a="http://schemas.openxmlformats.org/drawingml/2006/main" noChangeAspect="1"/>
-            </wp:cNvGraphicFramePr>
-            <a:graphic xmlns:a="http://schemas.openxmlformats.org/drawingml/2006/main">
-              <a:graphicData uri="http://schemas.openxmlformats.org/drawingml/2006/picture">
-                <pic:pic xmlns:pic="http://schemas.openxmlformats.org/drawingml/2006/picture">
-                  <pic:nvPicPr>
-                    <pic:cNvPr id="0" name="Picture 3"/>
-                    <pic:cNvPicPr>
-                      <a:picLocks noChangeAspect="1" noChangeArrowheads="1"/>
-                    </pic:cNvPicPr>
-                  </pic:nvPicPr>
-                  <pic:blipFill>
-                    <a:blip r:embed="rId27" cstate="print">
-                      <a:extLst>
-                        <a:ext uri="{28A0092B-C50C-407E-A947-70E740481C1C}">
-                          <a14:useLocalDpi xmlns:a14="http://schemas.microsoft.com/office/drawing/2010/main" val="0"/>
-                        </a:ext>
-                      </a:extLst>
-                    </a:blip>
-                    <a:srcRect/>
-                    <a:stretch>
-                      <a:fillRect/>
-                    </a:stretch>
-                  </pic:blipFill>
-                  <pic:spPr bwMode="auto">
-                    <a:xfrm>
-                      <a:off x="0" y="0"/>
-                      <a:ext cx="1805049" cy="5369095"/>
-                    </a:xfrm>
-                    <a:prstGeom prst="rect">
-                      <a:avLst/>
-                    </a:prstGeom>
-                    <a:noFill/>
-                    <a:ln>
-                      <a:noFill/>
-                    </a:ln>
-                  </pic:spPr>
-                </pic:pic>
-              </a:graphicData>
-            </a:graphic>
-            <wp14:sizeRelH relativeFrom="margin">
-              <wp14:pctWidth>0</wp14:pctWidth>
-            </wp14:sizeRelH>
-            <wp14:sizeRelV relativeFrom="margin">
-              <wp14:pctHeight>0</wp14:pctHeight>
-            </wp14:sizeRelV>
-          </wp:anchor>
-        </w:drawing>
-      </w:r>
-      <w:r>
-        <w:rPr>
-          <w:noProof/>
-        </w:rPr>
-        <w:drawing>
-          <wp:anchor distT="0" distB="0" distL="114300" distR="114300" simplePos="0" relativeHeight="251673600" behindDoc="0" locked="0" layoutInCell="1" allowOverlap="1" wp14:anchorId="7B751CE9" wp14:editId="31EEEE6D">
-            <wp:simplePos x="0" y="0"/>
-            <wp:positionH relativeFrom="column">
-              <wp:posOffset>1834227</wp:posOffset>
-            </wp:positionH>
-            <wp:positionV relativeFrom="paragraph">
-              <wp:posOffset>-464062</wp:posOffset>
-            </wp:positionV>
-            <wp:extent cx="1868805" cy="6239510"/>
-            <wp:effectExtent l="0" t="0" r="0" b="8890"/>
-            <wp:wrapNone/>
-            <wp:docPr id="674324064" name="Image 6"/>
-            <wp:cNvGraphicFramePr>
-              <a:graphicFrameLocks xmlns:a="http://schemas.openxmlformats.org/drawingml/2006/main" noChangeAspect="1"/>
-            </wp:cNvGraphicFramePr>
-            <a:graphic xmlns:a="http://schemas.openxmlformats.org/drawingml/2006/main">
-              <a:graphicData uri="http://schemas.openxmlformats.org/drawingml/2006/picture">
-                <pic:pic xmlns:pic="http://schemas.openxmlformats.org/drawingml/2006/picture">
-                  <pic:nvPicPr>
-                    <pic:cNvPr id="0" name="Picture 6"/>
-                    <pic:cNvPicPr>
-                      <a:picLocks noChangeAspect="1" noChangeArrowheads="1"/>
-                    </pic:cNvPicPr>
-                  </pic:nvPicPr>
-                  <pic:blipFill>
-                    <a:blip r:embed="rId28" cstate="print">
-                      <a:extLst>
-                        <a:ext uri="{28A0092B-C50C-407E-A947-70E740481C1C}">
-                          <a14:useLocalDpi xmlns:a14="http://schemas.microsoft.com/office/drawing/2010/main" val="0"/>
-                        </a:ext>
-                      </a:extLst>
-                    </a:blip>
-                    <a:srcRect/>
-                    <a:stretch>
-                      <a:fillRect/>
-                    </a:stretch>
-                  </pic:blipFill>
-                  <pic:spPr bwMode="auto">
-                    <a:xfrm>
-                      <a:off x="0" y="0"/>
-                      <a:ext cx="1868805" cy="6239510"/>
-                    </a:xfrm>
-                    <a:prstGeom prst="rect">
-                      <a:avLst/>
-                    </a:prstGeom>
-                    <a:noFill/>
-                    <a:ln>
-                      <a:noFill/>
-                    </a:ln>
-                  </pic:spPr>
-                </pic:pic>
-              </a:graphicData>
-            </a:graphic>
-            <wp14:sizeRelH relativeFrom="margin">
-              <wp14:pctWidth>0</wp14:pctWidth>
-            </wp14:sizeRelH>
-            <wp14:sizeRelV relativeFrom="margin">
-              <wp14:pctHeight>0</wp14:pctHeight>
-            </wp14:sizeRelV>
-          </wp:anchor>
-        </w:drawing>
-      </w:r>
-      <w:r>
-        <w:rPr>
-          <w:noProof/>
-        </w:rPr>
-        <w:drawing>
-          <wp:anchor distT="0" distB="0" distL="114300" distR="114300" simplePos="0" relativeHeight="251670528" behindDoc="0" locked="0" layoutInCell="1" allowOverlap="1" wp14:anchorId="1802EBB0" wp14:editId="3C4D03FE">
-            <wp:simplePos x="0" y="0"/>
-            <wp:positionH relativeFrom="column">
-              <wp:posOffset>-160565</wp:posOffset>
-            </wp:positionH>
-            <wp:positionV relativeFrom="paragraph">
-              <wp:posOffset>-416263</wp:posOffset>
-            </wp:positionV>
-            <wp:extent cx="1971304" cy="7234548"/>
-            <wp:effectExtent l="0" t="0" r="0" b="5080"/>
-            <wp:wrapNone/>
-            <wp:docPr id="2014320856" name="Image 4"/>
-            <wp:cNvGraphicFramePr>
-              <a:graphicFrameLocks xmlns:a="http://schemas.openxmlformats.org/drawingml/2006/main" noChangeAspect="1"/>
-            </wp:cNvGraphicFramePr>
-            <a:graphic xmlns:a="http://schemas.openxmlformats.org/drawingml/2006/main">
-              <a:graphicData uri="http://schemas.openxmlformats.org/drawingml/2006/picture">
-                <pic:pic xmlns:pic="http://schemas.openxmlformats.org/drawingml/2006/picture">
-                  <pic:nvPicPr>
-                    <pic:cNvPr id="0" name="Picture 4"/>
-                    <pic:cNvPicPr>
-                      <a:picLocks noChangeAspect="1" noChangeArrowheads="1"/>
-                    </pic:cNvPicPr>
-                  </pic:nvPicPr>
-                  <pic:blipFill>
-                    <a:blip r:embed="rId29" cstate="print">
-                      <a:extLst>
-                        <a:ext uri="{28A0092B-C50C-407E-A947-70E740481C1C}">
-                          <a14:useLocalDpi xmlns:a14="http://schemas.microsoft.com/office/drawing/2010/main" val="0"/>
-                        </a:ext>
-                      </a:extLst>
-                    </a:blip>
-                    <a:srcRect/>
-                    <a:stretch>
-                      <a:fillRect/>
-                    </a:stretch>
-                  </pic:blipFill>
-                  <pic:spPr bwMode="auto">
-                    <a:xfrm>
-                      <a:off x="0" y="0"/>
-                      <a:ext cx="1971304" cy="7234548"/>
-                    </a:xfrm>
-                    <a:prstGeom prst="rect">
-                      <a:avLst/>
-                    </a:prstGeom>
-                    <a:noFill/>
-                    <a:ln>
-                      <a:noFill/>
-                    </a:ln>
-                  </pic:spPr>
-                </pic:pic>
-              </a:graphicData>
-            </a:graphic>
-            <wp14:sizeRelH relativeFrom="margin">
-              <wp14:pctWidth>0</wp14:pctWidth>
-            </wp14:sizeRelH>
-            <wp14:sizeRelV relativeFrom="margin">
-              <wp14:pctHeight>0</wp14:pctHeight>
-            </wp14:sizeRelV>
-          </wp:anchor>
-        </w:drawing>
-      </w:r>
-      <w:r>
-        <w:t>+</w:t>
-      </w:r>
-    </w:p>
-    <w:p/>
-    <w:p/>
-    <w:p/>
-    <w:p/>
-    <w:p/>
-    <w:p/>
-    <w:p/>
-    <w:p/>
-    <w:p/>
-    <w:p/>
-    <w:p/>
-    <w:p/>
-    <w:p/>
-    <w:p/>
-    <w:p/>
-    <w:p/>
-    <w:p/>
-    <w:p/>
-    <w:p/>
-    <w:p/>
-    <w:p/>
-    <w:p/>
-    <w:p/>
-    <w:p/>
-    <w:p/>
-    <w:p/>
-    <w:p/>
-    <w:p/>
-    <w:p/>
-    <w:p/>
-    <w:p/>
-    <w:p/>
-    <w:p/>
-    <w:p/>
-    <w:p/>
-    <w:p/>
-    <w:p/>
-    <w:p/>
-    <w:p/>
-    <w:p/>
-    <w:p/>
-    <w:p/>
-    <w:p/>
-    <w:p/>
-    <w:p/>
-    <w:p/>
-    <w:p>
-      <w:pPr>
-        <w:pStyle w:val="Titre3"/>
-        <w:ind w:left="720" w:firstLine="720"/>
-        <w:rPr>
-          <w:color w:val="000000"/>
-          <w:u w:val="single"/>
-        </w:rPr>
-      </w:pPr>
-      <w:bookmarkStart w:id="13" w:name="_heading=h.7cpah6l43vkf" w:colFirst="0" w:colLast="0"/>
-      <w:bookmarkEnd w:id="13"/>
-      <w:r>
-        <w:rPr>
-          <w:color w:val="000000"/>
-        </w:rPr>
-        <w:lastRenderedPageBreak/>
-        <w:t xml:space="preserve">5.1.3. </w:t>
-      </w:r>
-      <w:r>
-        <w:rPr>
-          <w:color w:val="000000"/>
-          <w:u w:val="single"/>
-        </w:rPr>
-        <w:t>Arborescences</w:t>
-      </w:r>
-    </w:p>
-    <w:p>
-      <w:pPr>
-        <w:pStyle w:val="Titre2"/>
-        <w:ind w:left="720"/>
-        <w:rPr>
-          <w:u w:val="single"/>
-        </w:rPr>
-      </w:pPr>
-      <w:bookmarkStart w:id="14" w:name="_heading=h.ri4n2nlk4x5y" w:colFirst="0" w:colLast="0"/>
-      <w:bookmarkEnd w:id="14"/>
-      <w:r>
-        <w:t xml:space="preserve">5.2. </w:t>
-      </w:r>
-      <w:r>
-        <w:rPr>
-          <w:u w:val="single"/>
-        </w:rPr>
-        <w:t xml:space="preserve">Le </w:t>
-      </w:r>
-      <w:proofErr w:type="spellStart"/>
-      <w:r>
-        <w:rPr>
-          <w:u w:val="single"/>
-        </w:rPr>
-        <w:t>back-end</w:t>
-      </w:r>
-      <w:proofErr w:type="spellEnd"/>
-    </w:p>
-    <w:p/>
-    <w:p>
-      <w:pPr>
-        <w:jc w:val="center"/>
-        <w:rPr>
-          <w:b/>
-          <w:sz w:val="30"/>
-          <w:szCs w:val="30"/>
-          <w:u w:val="single"/>
-        </w:rPr>
-      </w:pPr>
-      <w:r>
-        <w:rPr>
-          <w:b/>
-          <w:sz w:val="30"/>
-          <w:szCs w:val="30"/>
-          <w:u w:val="single"/>
-        </w:rPr>
-        <w:t>REPRENDRE RÉPONSES MISSIONS 2 ET 3</w:t>
-      </w:r>
-    </w:p>
-    <w:p/>
-    <w:p>
-      <w:pPr>
-        <w:pStyle w:val="Titre3"/>
-        <w:ind w:left="720" w:firstLine="720"/>
-        <w:rPr>
-          <w:color w:val="000000"/>
-          <w:u w:val="single"/>
-        </w:rPr>
-      </w:pPr>
-      <w:bookmarkStart w:id="15" w:name="_heading=h.4hfnlk8rv9if" w:colFirst="0" w:colLast="0"/>
-      <w:bookmarkEnd w:id="15"/>
-      <w:r>
-        <w:rPr>
-          <w:color w:val="000000"/>
-        </w:rPr>
-        <w:t xml:space="preserve">5.2.1. </w:t>
-      </w:r>
-      <w:r>
-        <w:rPr>
-          <w:color w:val="000000"/>
-          <w:u w:val="single"/>
-        </w:rPr>
-        <w:t>Diagramme de cas d’utilisation</w:t>
-      </w:r>
-    </w:p>
-    <w:p/>
-    <w:p/>
-    <w:p>
-      <w:r>
-        <w:rPr>
-          <w:noProof/>
-          <w:color w:val="000000"/>
-        </w:rPr>
-        <w:drawing>
-          <wp:anchor distT="0" distB="0" distL="114300" distR="114300" simplePos="0" relativeHeight="251679744" behindDoc="0" locked="0" layoutInCell="1" allowOverlap="1" wp14:anchorId="481F8E3A" wp14:editId="1C1A8472">
-            <wp:simplePos x="0" y="0"/>
-            <wp:positionH relativeFrom="column">
-              <wp:posOffset>28575</wp:posOffset>
-            </wp:positionH>
-            <wp:positionV relativeFrom="paragraph">
-              <wp:posOffset>79375</wp:posOffset>
+              <wp:posOffset>67945</wp:posOffset>
             </wp:positionV>
             <wp:extent cx="6638925" cy="4838700"/>
             <wp:effectExtent l="0" t="0" r="9525" b="0"/>
@@ -3053,7 +2379,7 @@
                     </pic:cNvPicPr>
                   </pic:nvPicPr>
                   <pic:blipFill>
-                    <a:blip r:embed="rId30">
+                    <a:blip r:embed="rId19">
                       <a:extLst>
                         <a:ext uri="{28A0092B-C50C-407E-A947-70E740481C1C}">
                           <a14:useLocalDpi xmlns:a14="http://schemas.microsoft.com/office/drawing/2010/main" val="0"/>
@@ -3120,8 +2446,6 @@
     <w:p/>
     <w:p/>
     <w:p/>
-    <w:p/>
-    <w:p/>
     <w:p>
       <w:pPr>
         <w:pStyle w:val="Titre3"/>
@@ -3179,7 +2503,7 @@
                     </pic:cNvPicPr>
                   </pic:nvPicPr>
                   <pic:blipFill>
-                    <a:blip r:embed="rId31">
+                    <a:blip r:embed="rId20">
                       <a:extLst>
                         <a:ext uri="{28A0092B-C50C-407E-A947-70E740481C1C}">
                           <a14:useLocalDpi xmlns:a14="http://schemas.microsoft.com/office/drawing/2010/main" val="0"/>
@@ -3297,7 +2621,7 @@
                     </pic:cNvPicPr>
                   </pic:nvPicPr>
                   <pic:blipFill>
-                    <a:blip r:embed="rId32">
+                    <a:blip r:embed="rId21">
                       <a:extLst>
                         <a:ext uri="{28A0092B-C50C-407E-A947-70E740481C1C}">
                           <a14:useLocalDpi xmlns:a14="http://schemas.microsoft.com/office/drawing/2010/main" val="0"/>
@@ -4108,7 +3432,7 @@
                     </pic:cNvPicPr>
                   </pic:nvPicPr>
                   <pic:blipFill>
-                    <a:blip r:embed="rId33" cstate="print">
+                    <a:blip r:embed="rId22" cstate="print">
                       <a:extLst>
                         <a:ext uri="{28A0092B-C50C-407E-A947-70E740481C1C}">
                           <a14:useLocalDpi xmlns:a14="http://schemas.microsoft.com/office/drawing/2010/main" val="0"/>
@@ -4160,20 +3484,6 @@
     </w:p>
     <w:p>
       <w:pPr>
-        <w:jc w:val="center"/>
-      </w:pPr>
-      <w:r>
-        <w:rPr>
-          <w:b/>
-          <w:sz w:val="30"/>
-          <w:szCs w:val="30"/>
-          <w:u w:val="single"/>
-        </w:rPr>
-        <w:t>REPRENDRE RÉPONSES MISSION 1</w:t>
-      </w:r>
-    </w:p>
-    <w:p>
-      <w:pPr>
         <w:pStyle w:val="Titre2"/>
         <w:ind w:left="720"/>
         <w:rPr>
@@ -4210,7 +3520,7 @@
                     </pic:cNvPicPr>
                   </pic:nvPicPr>
                   <pic:blipFill>
-                    <a:blip r:embed="rId34">
+                    <a:blip r:embed="rId23">
                       <a:extLst>
                         <a:ext uri="{28A0092B-C50C-407E-A947-70E740481C1C}">
                           <a14:useLocalDpi xmlns:a14="http://schemas.microsoft.com/office/drawing/2010/main" val="0"/>
@@ -4288,7 +3598,7 @@
                     </pic:cNvPicPr>
                   </pic:nvPicPr>
                   <pic:blipFill>
-                    <a:blip r:embed="rId35" cstate="print">
+                    <a:blip r:embed="rId24" cstate="print">
                       <a:extLst>
                         <a:ext uri="{28A0092B-C50C-407E-A947-70E740481C1C}">
                           <a14:useLocalDpi xmlns:a14="http://schemas.microsoft.com/office/drawing/2010/main" val="0"/>
@@ -4348,17 +3658,90 @@
       <w:bookmarkStart w:id="21" w:name="_heading=h.q8i476rr9oys" w:colFirst="0" w:colLast="0"/>
       <w:bookmarkEnd w:id="21"/>
       <w:r>
+        <w:t xml:space="preserve">6.2. </w:t>
+      </w:r>
+      <w:r>
+        <w:rPr>
+          <w:u w:val="single"/>
+        </w:rPr>
+        <w:t>Base de données</w:t>
+      </w:r>
+    </w:p>
+    <w:p/>
+    <w:p>
+      <w:r>
         <w:rPr>
           <w:noProof/>
         </w:rPr>
         <w:drawing>
-          <wp:anchor distT="0" distB="0" distL="114300" distR="114300" simplePos="0" relativeHeight="251681792" behindDoc="0" locked="0" layoutInCell="1" allowOverlap="1" wp14:anchorId="27A413DD" wp14:editId="423FDC31">
+          <wp:anchor distT="0" distB="0" distL="114300" distR="114300" simplePos="0" relativeHeight="251680768" behindDoc="0" locked="0" layoutInCell="1" allowOverlap="1" wp14:anchorId="5F3C6BF9" wp14:editId="57105807">
             <wp:simplePos x="0" y="0"/>
             <wp:positionH relativeFrom="column">
-              <wp:posOffset>2238375</wp:posOffset>
+              <wp:posOffset>2739390</wp:posOffset>
             </wp:positionH>
             <wp:positionV relativeFrom="paragraph">
-              <wp:posOffset>441325</wp:posOffset>
+              <wp:posOffset>160655</wp:posOffset>
+            </wp:positionV>
+            <wp:extent cx="1941195" cy="1295400"/>
+            <wp:effectExtent l="0" t="0" r="0" b="0"/>
+            <wp:wrapNone/>
+            <wp:docPr id="2117846261" name="Image 5"/>
+            <wp:cNvGraphicFramePr>
+              <a:graphicFrameLocks xmlns:a="http://schemas.openxmlformats.org/drawingml/2006/main" noChangeAspect="1"/>
+            </wp:cNvGraphicFramePr>
+            <a:graphic xmlns:a="http://schemas.openxmlformats.org/drawingml/2006/main">
+              <a:graphicData uri="http://schemas.openxmlformats.org/drawingml/2006/picture">
+                <pic:pic xmlns:pic="http://schemas.openxmlformats.org/drawingml/2006/picture">
+                  <pic:nvPicPr>
+                    <pic:cNvPr id="0" name="Picture 5"/>
+                    <pic:cNvPicPr>
+                      <a:picLocks noChangeAspect="1" noChangeArrowheads="1"/>
+                    </pic:cNvPicPr>
+                  </pic:nvPicPr>
+                  <pic:blipFill>
+                    <a:blip r:embed="rId25" cstate="print">
+                      <a:extLst>
+                        <a:ext uri="{28A0092B-C50C-407E-A947-70E740481C1C}">
+                          <a14:useLocalDpi xmlns:a14="http://schemas.microsoft.com/office/drawing/2010/main" val="0"/>
+                        </a:ext>
+                      </a:extLst>
+                    </a:blip>
+                    <a:srcRect/>
+                    <a:stretch>
+                      <a:fillRect/>
+                    </a:stretch>
+                  </pic:blipFill>
+                  <pic:spPr bwMode="auto">
+                    <a:xfrm>
+                      <a:off x="0" y="0"/>
+                      <a:ext cx="1941195" cy="1295400"/>
+                    </a:xfrm>
+                    <a:prstGeom prst="rect">
+                      <a:avLst/>
+                    </a:prstGeom>
+                    <a:noFill/>
+                    <a:ln>
+                      <a:noFill/>
+                    </a:ln>
+                  </pic:spPr>
+                </pic:pic>
+              </a:graphicData>
+            </a:graphic>
+          </wp:anchor>
+        </w:drawing>
+      </w:r>
+      <w:r>
+        <w:rPr>
+          <w:noProof/>
+        </w:rPr>
+        <w:drawing>
+          <wp:anchor distT="0" distB="0" distL="114300" distR="114300" simplePos="0" relativeHeight="251681792" behindDoc="0" locked="0" layoutInCell="1" allowOverlap="1" wp14:anchorId="27A413DD" wp14:editId="70627667">
+            <wp:simplePos x="0" y="0"/>
+            <wp:positionH relativeFrom="column">
+              <wp:posOffset>264795</wp:posOffset>
+            </wp:positionH>
+            <wp:positionV relativeFrom="paragraph">
+              <wp:posOffset>186055</wp:posOffset>
             </wp:positionV>
             <wp:extent cx="1924050" cy="1282700"/>
             <wp:effectExtent l="0" t="0" r="0" b="0"/>
@@ -4377,7 +3760,7 @@
                     </pic:cNvPicPr>
                   </pic:nvPicPr>
                   <pic:blipFill>
-                    <a:blip r:embed="rId36" cstate="print">
+                    <a:blip r:embed="rId26" cstate="print">
                       <a:extLst>
                         <a:ext uri="{28A0092B-C50C-407E-A947-70E740481C1C}">
                           <a14:useLocalDpi xmlns:a14="http://schemas.microsoft.com/office/drawing/2010/main" val="0"/>
@@ -4414,233 +3797,27 @@
           </wp:anchor>
         </w:drawing>
       </w:r>
-      <w:r>
-        <w:rPr>
-          <w:noProof/>
-        </w:rPr>
-        <w:drawing>
-          <wp:anchor distT="0" distB="0" distL="114300" distR="114300" simplePos="0" relativeHeight="251680768" behindDoc="0" locked="0" layoutInCell="1" allowOverlap="1" wp14:anchorId="5F3C6BF9" wp14:editId="23C9FED5">
-            <wp:simplePos x="0" y="0"/>
-            <wp:positionH relativeFrom="column">
-              <wp:posOffset>57150</wp:posOffset>
-            </wp:positionH>
-            <wp:positionV relativeFrom="paragraph">
-              <wp:posOffset>278765</wp:posOffset>
-            </wp:positionV>
-            <wp:extent cx="1941707" cy="1295400"/>
-            <wp:effectExtent l="0" t="0" r="0" b="0"/>
-            <wp:wrapNone/>
-            <wp:docPr id="2117846261" name="Image 5"/>
-            <wp:cNvGraphicFramePr>
-              <a:graphicFrameLocks xmlns:a="http://schemas.openxmlformats.org/drawingml/2006/main" noChangeAspect="1"/>
-            </wp:cNvGraphicFramePr>
-            <a:graphic xmlns:a="http://schemas.openxmlformats.org/drawingml/2006/main">
-              <a:graphicData uri="http://schemas.openxmlformats.org/drawingml/2006/picture">
-                <pic:pic xmlns:pic="http://schemas.openxmlformats.org/drawingml/2006/picture">
-                  <pic:nvPicPr>
-                    <pic:cNvPr id="0" name="Picture 5"/>
-                    <pic:cNvPicPr>
-                      <a:picLocks noChangeAspect="1" noChangeArrowheads="1"/>
-                    </pic:cNvPicPr>
-                  </pic:nvPicPr>
-                  <pic:blipFill>
-                    <a:blip r:embed="rId37" cstate="print">
-                      <a:extLst>
-                        <a:ext uri="{28A0092B-C50C-407E-A947-70E740481C1C}">
-                          <a14:useLocalDpi xmlns:a14="http://schemas.microsoft.com/office/drawing/2010/main" val="0"/>
-                        </a:ext>
-                      </a:extLst>
-                    </a:blip>
-                    <a:srcRect/>
-                    <a:stretch>
-                      <a:fillRect/>
-                    </a:stretch>
-                  </pic:blipFill>
-                  <pic:spPr bwMode="auto">
-                    <a:xfrm>
-                      <a:off x="0" y="0"/>
-                      <a:ext cx="1941707" cy="1295400"/>
-                    </a:xfrm>
-                    <a:prstGeom prst="rect">
-                      <a:avLst/>
-                    </a:prstGeom>
-                    <a:noFill/>
-                    <a:ln>
-                      <a:noFill/>
-                    </a:ln>
-                  </pic:spPr>
-                </pic:pic>
-              </a:graphicData>
-            </a:graphic>
-          </wp:anchor>
-        </w:drawing>
-      </w:r>
-      <w:r>
-        <w:t xml:space="preserve">6.2. </w:t>
-      </w:r>
-      <w:r>
-        <w:rPr>
-          <w:u w:val="single"/>
-        </w:rPr>
-        <w:t>Base de données</w:t>
-      </w:r>
-    </w:p>
-    <w:p/>
-    <w:p/>
-    <w:p/>
-    <w:p/>
-    <w:p>
-      <w:r>
-        <w:rPr>
-          <w:noProof/>
-        </w:rPr>
-        <w:drawing>
-          <wp:anchor distT="0" distB="0" distL="114300" distR="114300" simplePos="0" relativeHeight="251683840" behindDoc="0" locked="0" layoutInCell="1" allowOverlap="1" wp14:anchorId="75A6A625" wp14:editId="7EFD166F">
-            <wp:simplePos x="0" y="0"/>
-            <wp:positionH relativeFrom="column">
-              <wp:posOffset>190500</wp:posOffset>
-            </wp:positionH>
-            <wp:positionV relativeFrom="paragraph">
-              <wp:posOffset>62230</wp:posOffset>
-            </wp:positionV>
-            <wp:extent cx="3790950" cy="1120424"/>
-            <wp:effectExtent l="0" t="0" r="0" b="3810"/>
-            <wp:wrapNone/>
-            <wp:docPr id="494769967" name="Image 8"/>
-            <wp:cNvGraphicFramePr>
-              <a:graphicFrameLocks xmlns:a="http://schemas.openxmlformats.org/drawingml/2006/main" noChangeAspect="1"/>
-            </wp:cNvGraphicFramePr>
-            <a:graphic xmlns:a="http://schemas.openxmlformats.org/drawingml/2006/main">
-              <a:graphicData uri="http://schemas.openxmlformats.org/drawingml/2006/picture">
-                <pic:pic xmlns:pic="http://schemas.openxmlformats.org/drawingml/2006/picture">
-                  <pic:nvPicPr>
-                    <pic:cNvPr id="0" name="Picture 8"/>
-                    <pic:cNvPicPr>
-                      <a:picLocks noChangeAspect="1" noChangeArrowheads="1"/>
-                    </pic:cNvPicPr>
-                  </pic:nvPicPr>
-                  <pic:blipFill>
-                    <a:blip r:embed="rId38">
-                      <a:extLst>
-                        <a:ext uri="{28A0092B-C50C-407E-A947-70E740481C1C}">
-                          <a14:useLocalDpi xmlns:a14="http://schemas.microsoft.com/office/drawing/2010/main" val="0"/>
-                        </a:ext>
-                      </a:extLst>
-                    </a:blip>
-                    <a:srcRect/>
-                    <a:stretch>
-                      <a:fillRect/>
-                    </a:stretch>
-                  </pic:blipFill>
-                  <pic:spPr bwMode="auto">
-                    <a:xfrm>
-                      <a:off x="0" y="0"/>
-                      <a:ext cx="3790950" cy="1120424"/>
-                    </a:xfrm>
-                    <a:prstGeom prst="rect">
-                      <a:avLst/>
-                    </a:prstGeom>
-                    <a:noFill/>
-                    <a:ln>
-                      <a:noFill/>
-                    </a:ln>
-                  </pic:spPr>
-                </pic:pic>
-              </a:graphicData>
-            </a:graphic>
-            <wp14:sizeRelH relativeFrom="margin">
-              <wp14:pctWidth>0</wp14:pctWidth>
-            </wp14:sizeRelH>
-            <wp14:sizeRelV relativeFrom="margin">
-              <wp14:pctHeight>0</wp14:pctHeight>
-            </wp14:sizeRelV>
-          </wp:anchor>
-        </w:drawing>
-      </w:r>
-    </w:p>
-    <w:p/>
-    <w:p/>
-    <w:p/>
-    <w:p>
-      <w:r>
-        <w:rPr>
-          <w:noProof/>
-        </w:rPr>
-        <w:drawing>
-          <wp:anchor distT="0" distB="0" distL="114300" distR="114300" simplePos="0" relativeHeight="251694080" behindDoc="0" locked="0" layoutInCell="1" allowOverlap="1" wp14:anchorId="19B23257" wp14:editId="2A300D46">
-            <wp:simplePos x="0" y="0"/>
-            <wp:positionH relativeFrom="column">
-              <wp:posOffset>-74295</wp:posOffset>
-            </wp:positionH>
-            <wp:positionV relativeFrom="paragraph">
-              <wp:posOffset>92976</wp:posOffset>
-            </wp:positionV>
-            <wp:extent cx="4763135" cy="1903095"/>
-            <wp:effectExtent l="0" t="0" r="0" b="0"/>
-            <wp:wrapNone/>
-            <wp:docPr id="1783605017" name="Image 1"/>
-            <wp:cNvGraphicFramePr>
-              <a:graphicFrameLocks xmlns:a="http://schemas.openxmlformats.org/drawingml/2006/main" noChangeAspect="1"/>
-            </wp:cNvGraphicFramePr>
-            <a:graphic xmlns:a="http://schemas.openxmlformats.org/drawingml/2006/main">
-              <a:graphicData uri="http://schemas.openxmlformats.org/drawingml/2006/picture">
-                <pic:pic xmlns:pic="http://schemas.openxmlformats.org/drawingml/2006/picture">
-                  <pic:nvPicPr>
-                    <pic:cNvPr id="0" name="Picture 73"/>
-                    <pic:cNvPicPr>
-                      <a:picLocks noChangeAspect="1" noChangeArrowheads="1"/>
-                    </pic:cNvPicPr>
-                  </pic:nvPicPr>
-                  <pic:blipFill>
-                    <a:blip r:embed="rId39">
-                      <a:extLst>
-                        <a:ext uri="{28A0092B-C50C-407E-A947-70E740481C1C}">
-                          <a14:useLocalDpi xmlns:a14="http://schemas.microsoft.com/office/drawing/2010/main" val="0"/>
-                        </a:ext>
-                      </a:extLst>
-                    </a:blip>
-                    <a:srcRect/>
-                    <a:stretch>
-                      <a:fillRect/>
-                    </a:stretch>
-                  </pic:blipFill>
-                  <pic:spPr bwMode="auto">
-                    <a:xfrm>
-                      <a:off x="0" y="0"/>
-                      <a:ext cx="4763135" cy="1903095"/>
-                    </a:xfrm>
-                    <a:prstGeom prst="rect">
-                      <a:avLst/>
-                    </a:prstGeom>
-                    <a:noFill/>
-                    <a:ln>
-                      <a:noFill/>
-                    </a:ln>
-                  </pic:spPr>
-                </pic:pic>
-              </a:graphicData>
-            </a:graphic>
-          </wp:anchor>
-        </w:drawing>
-      </w:r>
-    </w:p>
-    <w:p/>
-    <w:p/>
-    <w:p/>
-    <w:p/>
-    <w:p/>
-    <w:p/>
-    <w:p/>
-    <w:p/>
-    <w:p/>
-    <w:p/>
-    <w:p/>
-    <w:p/>
-    <w:p/>
-    <w:p/>
-    <w:p/>
-    <w:p/>
-    <w:p/>
+    </w:p>
+    <w:p/>
+    <w:p/>
+    <w:p/>
+    <w:p/>
+    <w:p/>
+    <w:p/>
+    <w:p/>
+    <w:p/>
+    <w:p/>
+    <w:p/>
+    <w:p/>
+    <w:p/>
+    <w:p/>
+    <w:p/>
+    <w:p/>
+    <w:p>
+      <w:r>
+        <w:br w:type="page"/>
+      </w:r>
+    </w:p>
     <w:p/>
     <w:p>
       <w:pPr>
@@ -4656,53 +3833,7 @@
         <w:rPr>
           <w:u w:val="single"/>
         </w:rPr>
-        <w:lastRenderedPageBreak/>
         <w:t>Sécurité</w:t>
-      </w:r>
-    </w:p>
-    <w:p>
-      <w:pPr>
-        <w:ind w:left="720"/>
-      </w:pPr>
-    </w:p>
-    <w:p>
-      <w:pPr>
-        <w:jc w:val="center"/>
-        <w:rPr>
-          <w:b/>
-          <w:sz w:val="30"/>
-          <w:szCs w:val="30"/>
-          <w:u w:val="single"/>
-        </w:rPr>
-      </w:pPr>
-      <w:r>
-        <w:rPr>
-          <w:b/>
-          <w:sz w:val="30"/>
-          <w:szCs w:val="30"/>
-          <w:u w:val="single"/>
-        </w:rPr>
-        <w:t>DÉFINISSEZ ET EXPLIQUEZ BRIÈVEMENT VOTRE SOLUTION.</w:t>
-      </w:r>
-    </w:p>
-    <w:p>
-      <w:pPr>
-        <w:jc w:val="center"/>
-        <w:rPr>
-          <w:b/>
-          <w:sz w:val="30"/>
-          <w:szCs w:val="30"/>
-          <w:u w:val="single"/>
-        </w:rPr>
-      </w:pPr>
-      <w:r>
-        <w:rPr>
-          <w:b/>
-          <w:sz w:val="30"/>
-          <w:szCs w:val="30"/>
-          <w:u w:val="single"/>
-        </w:rPr>
-        <w:t>AJOUTEZ SI VOUS LE SOUHAITEZ DES COURS EXTRAITS DE CODE.</w:t>
       </w:r>
     </w:p>
     <w:p>
@@ -5002,28 +4133,14 @@
         <w:rPr>
           <w:lang w:val="fr-FR"/>
         </w:rPr>
-        <w:t>session_</w:t>
-      </w:r>
-      <w:proofErr w:type="gramStart"/>
-      <w:r>
-        <w:rPr>
-          <w:lang w:val="fr-FR"/>
-        </w:rPr>
-        <w:t>start</w:t>
+        <w:t>session_start</w:t>
       </w:r>
       <w:proofErr w:type="spellEnd"/>
       <w:r>
         <w:rPr>
           <w:lang w:val="fr-FR"/>
         </w:rPr>
-        <w:t>(</w:t>
-      </w:r>
-      <w:proofErr w:type="gramEnd"/>
-      <w:r>
-        <w:rPr>
-          <w:lang w:val="fr-FR"/>
-        </w:rPr>
-        <w:t>) et vérifie l’existence de $_SESSION['login'].</w:t>
+        <w:t>() et vérifie l’existence de $_SESSION['login'].</w:t>
       </w:r>
       <w:r>
         <w:rPr>
@@ -5084,31 +4201,16 @@
         <w:rPr>
           <w:lang w:val="fr-FR"/>
         </w:rPr>
-        <w:t>filter_</w:t>
-      </w:r>
-      <w:proofErr w:type="gramStart"/>
-      <w:r>
-        <w:rPr>
-          <w:lang w:val="fr-FR"/>
-        </w:rPr>
-        <w:t>input</w:t>
+        <w:t>filter_input</w:t>
       </w:r>
       <w:proofErr w:type="spellEnd"/>
       <w:r>
         <w:rPr>
           <w:lang w:val="fr-FR"/>
         </w:rPr>
-        <w:t>(</w:t>
-      </w:r>
-      <w:proofErr w:type="gramEnd"/>
-      <w:r>
-        <w:rPr>
-          <w:lang w:val="fr-FR"/>
-        </w:rPr>
-        <w:t xml:space="preserve">) ou </w:t>
+        <w:t xml:space="preserve">() ou </w:t>
       </w:r>
       <w:proofErr w:type="spellStart"/>
-      <w:proofErr w:type="gramStart"/>
       <w:r>
         <w:rPr>
           <w:lang w:val="fr-FR"/>
@@ -5120,15 +4222,49 @@
         <w:rPr>
           <w:lang w:val="fr-FR"/>
         </w:rPr>
-        <w:t>(</w:t>
-      </w:r>
-      <w:proofErr w:type="gramEnd"/>
-      <w:r>
-        <w:rPr>
-          <w:lang w:val="fr-FR"/>
-        </w:rPr>
-        <w:t>) avant leur envoi vers la base de données.</w:t>
-      </w:r>
+        <w:t>() avant leur envoi vers la base de données.</w:t>
+      </w:r>
+    </w:p>
+    <w:p>
+      <w:pPr>
+        <w:ind w:left="360"/>
+        <w:rPr>
+          <w:lang w:val="fr-FR"/>
+        </w:rPr>
+      </w:pPr>
+    </w:p>
+    <w:tbl>
+      <w:tblPr>
+        <w:tblStyle w:val="Grilledutableau"/>
+        <w:tblW w:w="0" w:type="auto"/>
+        <w:tblLook w:val="04A0" w:firstRow="1" w:lastRow="0" w:firstColumn="1" w:lastColumn="0" w:noHBand="0" w:noVBand="1"/>
+      </w:tblPr>
+      <w:tblGrid>
+        <w:gridCol w:w="10456"/>
+      </w:tblGrid>
+      <w:tr>
+        <w:tc>
+          <w:tcPr>
+            <w:tcW w:w="10456" w:type="dxa"/>
+          </w:tcPr>
+          <w:p>
+            <w:pPr>
+              <w:rPr>
+                <w:u w:val="single"/>
+                <w:lang w:val="fr-FR"/>
+              </w:rPr>
+            </w:pPr>
+          </w:p>
+        </w:tc>
+      </w:tr>
+    </w:tbl>
+    <w:p>
+      <w:pPr>
+        <w:rPr>
+          <w:u w:val="single"/>
+          <w:lang w:val="fr-FR"/>
+        </w:rPr>
+      </w:pPr>
     </w:p>
     <w:p>
       <w:pPr>
@@ -5541,9 +4677,9 @@
           <w:szCs w:val="28"/>
           <w:lang w:val="fr-FR"/>
         </w:rPr>
-        <w:t>password_</w:t>
-      </w:r>
-      <w:proofErr w:type="gramStart"/>
+        <w:t>password_hash</w:t>
+      </w:r>
+      <w:proofErr w:type="spellEnd"/>
       <w:r>
         <w:rPr>
           <w:color w:val="434343"/>
@@ -5551,9 +4687,8 @@
           <w:szCs w:val="28"/>
           <w:lang w:val="fr-FR"/>
         </w:rPr>
-        <w:t>hash</w:t>
-      </w:r>
-      <w:proofErr w:type="spellEnd"/>
+        <w:t>() : permet de hacher un mot de passe avant stockage</w:t>
+      </w:r>
       <w:r>
         <w:rPr>
           <w:color w:val="434343"/>
@@ -5561,9 +4696,10 @@
           <w:szCs w:val="28"/>
           <w:lang w:val="fr-FR"/>
         </w:rPr>
-        <w:t>(</w:t>
-      </w:r>
-      <w:proofErr w:type="gramEnd"/>
+        <w:br/>
+        <w:t xml:space="preserve">• </w:t>
+      </w:r>
+      <w:proofErr w:type="spellStart"/>
       <w:r>
         <w:rPr>
           <w:color w:val="434343"/>
@@ -5571,8 +4707,9 @@
           <w:szCs w:val="28"/>
           <w:lang w:val="fr-FR"/>
         </w:rPr>
-        <w:t>) : permet de hacher un mot de passe avant stockage</w:t>
-      </w:r>
+        <w:t>password_verify</w:t>
+      </w:r>
+      <w:proofErr w:type="spellEnd"/>
       <w:r>
         <w:rPr>
           <w:color w:val="434343"/>
@@ -5580,48 +4717,7 @@
           <w:szCs w:val="28"/>
           <w:lang w:val="fr-FR"/>
         </w:rPr>
-        <w:br/>
-        <w:t xml:space="preserve">• </w:t>
-      </w:r>
-      <w:proofErr w:type="spellStart"/>
-      <w:r>
-        <w:rPr>
-          <w:color w:val="434343"/>
-          <w:sz w:val="28"/>
-          <w:szCs w:val="28"/>
-          <w:lang w:val="fr-FR"/>
-        </w:rPr>
-        <w:t>password_</w:t>
-      </w:r>
-      <w:proofErr w:type="gramStart"/>
-      <w:r>
-        <w:rPr>
-          <w:color w:val="434343"/>
-          <w:sz w:val="28"/>
-          <w:szCs w:val="28"/>
-          <w:lang w:val="fr-FR"/>
-        </w:rPr>
-        <w:t>verify</w:t>
-      </w:r>
-      <w:proofErr w:type="spellEnd"/>
-      <w:r>
-        <w:rPr>
-          <w:color w:val="434343"/>
-          <w:sz w:val="28"/>
-          <w:szCs w:val="28"/>
-          <w:lang w:val="fr-FR"/>
-        </w:rPr>
-        <w:t>(</w:t>
-      </w:r>
-      <w:proofErr w:type="gramEnd"/>
-      <w:r>
-        <w:rPr>
-          <w:color w:val="434343"/>
-          <w:sz w:val="28"/>
-          <w:szCs w:val="28"/>
-          <w:lang w:val="fr-FR"/>
-        </w:rPr>
-        <w:t>) : permet de vérifier un mot de passe lors de l’authentification</w:t>
+        <w:t>() : permet de vérifier un mot de passe lors de l’authentification</w:t>
       </w:r>
     </w:p>
     <w:p>
@@ -6149,7 +5245,7 @@
     </w:p>
     <w:p/>
     <w:sectPr>
-      <w:headerReference w:type="default" r:id="rId40"/>
+      <w:headerReference w:type="default" r:id="rId27"/>
       <w:pgSz w:w="11906" w:h="16838"/>
       <w:pgMar w:top="720" w:right="720" w:bottom="720" w:left="720" w:header="720" w:footer="720" w:gutter="0"/>
       <w:pgNumType w:start="1"/>
@@ -9029,6 +8125,7 @@
     <w:name w:val="heading 1"/>
     <w:basedOn w:val="Normal"/>
     <w:next w:val="Normal"/>
+    <w:link w:val="Titre1Car"/>
     <w:uiPriority w:val="9"/>
     <w:qFormat/>
     <w:pPr>
@@ -9140,6 +8237,7 @@
   <w:style w:type="character" w:default="1" w:styleId="Policepardfaut">
     <w:name w:val="Default Paragraph Font"/>
     <w:uiPriority w:val="1"/>
+    <w:semiHidden/>
     <w:unhideWhenUsed/>
   </w:style>
   <w:style w:type="table" w:default="1" w:styleId="TableauNormal">
@@ -9263,6 +8361,36 @@
       <w:sz w:val="28"/>
       <w:szCs w:val="28"/>
     </w:rPr>
+  </w:style>
+  <w:style w:type="character" w:customStyle="1" w:styleId="Titre1Car">
+    <w:name w:val="Titre 1 Car"/>
+    <w:basedOn w:val="Policepardfaut"/>
+    <w:link w:val="Titre1"/>
+    <w:uiPriority w:val="9"/>
+    <w:rsid w:val="005470A7"/>
+    <w:rPr>
+      <w:sz w:val="40"/>
+      <w:szCs w:val="40"/>
+    </w:rPr>
+  </w:style>
+  <w:style w:type="table" w:styleId="Grilledutableau">
+    <w:name w:val="Table Grid"/>
+    <w:basedOn w:val="TableauNormal"/>
+    <w:uiPriority w:val="39"/>
+    <w:rsid w:val="00F76DF2"/>
+    <w:pPr>
+      <w:spacing w:line="240" w:lineRule="auto"/>
+    </w:pPr>
+    <w:tblPr>
+      <w:tblBorders>
+        <w:top w:val="single" w:sz="4" w:space="0" w:color="auto"/>
+        <w:left w:val="single" w:sz="4" w:space="0" w:color="auto"/>
+        <w:bottom w:val="single" w:sz="4" w:space="0" w:color="auto"/>
+        <w:right w:val="single" w:sz="4" w:space="0" w:color="auto"/>
+        <w:insideH w:val="single" w:sz="4" w:space="0" w:color="auto"/>
+        <w:insideV w:val="single" w:sz="4" w:space="0" w:color="auto"/>
+      </w:tblBorders>
+    </w:tblPr>
   </w:style>
 </w:styles>
 </file>
